--- a/docs/african-context-report.docx
+++ b/docs/african-context-report.docx
@@ -1,57 +1,3001 @@
 
 <file path=word/document.xml><?xml version="1.0" encoding="utf-8"?>
-<w:document xmlns:wpc="http://schemas.microsoft.com/office/word/2010/wordprocessingCanvas" xmlns:cx="http://schemas.microsoft.com/office/drawing/2014/chartex" xmlns:cx1="http://schemas.microsoft.com/office/drawing/2015/9/8/chartex" xmlns:cx2="http://schemas.microsoft.com/office/drawing/2015/10/21/chartex" xmlns:cx3="http://schemas.microsoft.com/office/drawing/2016/5/9/chartex" xmlns:cx4="http://schemas.microsoft.com/office/drawing/2016/5/10/chartex" xmlns:cx5="http://schemas.microsoft.com/office/drawing/2016/5/11/chartex" xmlns:cx6="http://schemas.microsoft.com/office/drawing/2016/5/12/chartex" xmlns:cx7="http://schemas.microsoft.com/office/drawing/2016/5/13/chartex" xmlns:cx8="http://schemas.microsoft.com/office/drawing/2016/5/14/chartex" xmlns:mc="http://schemas.openxmlformats.org/markup-compatibility/2006" xmlns:aink="http://schemas.microsoft.com/office/drawing/2016/ink" xmlns:am3d="http://schemas.microsoft.com/office/drawing/2017/model3d" xmlns:o="urn:schemas-microsoft-com:office:office" xmlns:oel="http://schemas.microsoft.com/office/2019/extlst" xmlns:r="http://schemas.openxmlformats.org/officeDocument/2006/relationships" xmlns:m="http://schemas.openxmlformats.org/officeDocument/2006/math" xmlns:v="urn:schemas-microsoft-com:vml" xmlns:wp14="http://schemas.microsoft.com/office/word/2010/wordprocessingDrawing" xmlns:wp="http://schemas.openxmlformats.org/drawingml/2006/wordprocessingDrawing" xmlns:w10="urn:schemas-microsoft-com:office:word" xmlns:w="http://schemas.openxmlformats.org/wordprocessingml/2006/main" xmlns:w14="http://schemas.microsoft.com/office/word/2010/wordml" xmlns:w15="http://schemas.microsoft.com/office/word/2012/wordml" xmlns:w16cei="http://schemas.microsoft.com/office/word/2026/wordml/cei" xmlns:w16cex="http://schemas.microsoft.com/office/word/2018/wordml/cex" xmlns:w16cid="http://schemas.microsoft.com/office/word/2016/wordml/cid" xmlns:w16="http://schemas.microsoft.com/office/word/2018/wordml" xmlns:w16du="http://schemas.microsoft.com/office/word/2023/wordml/word16du" xmlns:w16sdtdh="http://schemas.microsoft.com/office/word/2020/wordml/sdtdatahash" xmlns:w16sdtfl="http://schemas.microsoft.com/office/word/2024/wordml/sdtformatlock" xmlns:w16se="http://schemas.microsoft.com/office/word/2015/wordml/symex" xmlns:wpg="http://schemas.microsoft.com/office/word/2010/wordprocessingGroup" xmlns:wpi="http://schemas.microsoft.com/office/word/2010/wordprocessingInk" xmlns:wne="http://schemas.microsoft.com/office/word/2006/wordml" xmlns:wps="http://schemas.microsoft.com/office/word/2010/wordprocessingShape" mc:Ignorable="w14 w15 w16se w16cid w16 w16cex w16sdtdh w16sdtfl w16du wp14">
+<w:document xmlns:wpc="http://schemas.microsoft.com/office/word/2010/wordprocessingCanvas" xmlns:cx="http://schemas.microsoft.com/office/drawing/2014/chartex" xmlns:cx1="http://schemas.microsoft.com/office/drawing/2015/9/8/chartex" xmlns:cx2="http://schemas.microsoft.com/office/drawing/2015/10/21/chartex" xmlns:cx3="http://schemas.microsoft.com/office/drawing/2016/5/9/chartex" xmlns:cx4="http://schemas.microsoft.com/office/drawing/2016/5/10/chartex" xmlns:cx5="http://schemas.microsoft.com/office/drawing/2016/5/11/chartex" xmlns:cx6="http://schemas.microsoft.com/office/drawing/2016/5/12/chartex" xmlns:cx7="http://schemas.microsoft.com/office/drawing/2016/5/13/chartex" xmlns:cx8="http://schemas.microsoft.com/office/drawing/2016/5/14/chartex" xmlns:mc="http://schemas.openxmlformats.org/markup-compatibility/2006" xmlns:aink="http://schemas.microsoft.com/office/drawing/2016/ink" xmlns:am3d="http://schemas.microsoft.com/office/drawing/2017/model3d" xmlns:o="urn:schemas-microsoft-com:office:office" xmlns:oel="http://schemas.microsoft.com/office/2019/extlst" xmlns:r="http://schemas.openxmlformats.org/officeDocument/2006/relationships" xmlns:m="http://schemas.openxmlformats.org/officeDocument/2006/math" xmlns:v="urn:schemas-microsoft-com:vml" xmlns:wp14="http://schemas.microsoft.com/office/word/2010/wordprocessingDrawing" xmlns:wp="http://schemas.openxmlformats.org/drawingml/2006/wordprocessingDrawing" xmlns:w10="urn:schemas-microsoft-com:office:word" xmlns:w="http://schemas.openxmlformats.org/wordprocessingml/2006/main" xmlns:w14="http://schemas.microsoft.com/office/word/2010/wordml" xmlns:w15="http://schemas.microsoft.com/office/word/2012/wordml" xmlns:w16cex="http://schemas.microsoft.com/office/word/2018/wordml/cex" xmlns:w16cid="http://schemas.microsoft.com/office/word/2016/wordml/cid" xmlns:w16="http://schemas.microsoft.com/office/word/2018/wordml" xmlns:w16du="http://schemas.microsoft.com/office/word/2023/wordml/word16du" xmlns:w16sdtdh="http://schemas.microsoft.com/office/word/2020/wordml/sdtdatahash" xmlns:w16sdtfl="http://schemas.microsoft.com/office/word/2024/wordml/sdtformatlock" xmlns:w16se="http://schemas.microsoft.com/office/word/2015/wordml/symex" xmlns:wpg="http://schemas.microsoft.com/office/word/2010/wordprocessingGroup" xmlns:wpi="http://schemas.microsoft.com/office/word/2010/wordprocessingInk" xmlns:wne="http://schemas.microsoft.com/office/word/2006/wordml" xmlns:wps="http://schemas.microsoft.com/office/word/2010/wordprocessingShape" mc:Ignorable="w14 w15 w16se w16cid w16 w16cex w16sdtdh w16sdtfl w16du wp14">
   <w:body>
     <w:p>
       <w:pPr>
-        <w:pStyle w:val="Heading1"/>
-        <w:rPr>
+        <w:spacing w:line="360" w:lineRule="auto"/>
+        <w:rPr>
+          <w:rFonts w:ascii="Calibri" w:hAnsi="Calibri" w:cs="Calibri"/>
+        </w:rPr>
+      </w:pPr>
+    </w:p>
+    <w:p>
+      <w:pPr>
+        <w:spacing w:line="360" w:lineRule="auto"/>
+        <w:jc w:val="center"/>
+        <w:rPr>
+          <w:rFonts w:ascii="Calibri" w:hAnsi="Calibri" w:cs="Calibri"/>
+          <w:b/>
+          <w:sz w:val="24"/>
+          <w:szCs w:val="24"/>
+          <w:lang w:val="en-US"/>
+        </w:rPr>
+      </w:pPr>
+      <w:r>
+        <w:rPr>
+          <w:rFonts w:ascii="Calibri" w:hAnsi="Calibri" w:cs="Calibri"/>
+          <w:b/>
+          <w:noProof/>
+          <w:color w:val="0D0D0D" w:themeColor="text1" w:themeTint="F2"/>
+          <w:sz w:val="24"/>
+          <w:szCs w:val="24"/>
+          <w:lang w:val="en-US"/>
+        </w:rPr>
+        <w:drawing>
+          <wp:inline distT="0" distB="0" distL="0" distR="0" wp14:anchorId="46C97A03" wp14:editId="3A5AA00E">
+            <wp:extent cx="2961640" cy="771525"/>
+            <wp:effectExtent l="0" t="0" r="0" b="9525"/>
+            <wp:docPr id="3" name="Picture 3" descr="A close-up of a logo  AI-generated content may be incorrect."/>
+            <wp:cNvGraphicFramePr>
+              <a:graphicFrameLocks xmlns:a="http://schemas.openxmlformats.org/drawingml/2006/main" noChangeAspect="1"/>
+            </wp:cNvGraphicFramePr>
+            <a:graphic xmlns:a="http://schemas.openxmlformats.org/drawingml/2006/main">
+              <a:graphicData uri="http://schemas.openxmlformats.org/drawingml/2006/picture">
+                <pic:pic xmlns:pic="http://schemas.openxmlformats.org/drawingml/2006/picture">
+                  <pic:nvPicPr>
+                    <pic:cNvPr id="3" name="Picture 3" descr="A close-up of a logo  AI-generated content may be incorrect."/>
+                    <pic:cNvPicPr>
+                      <a:picLocks noChangeAspect="1" noChangeArrowheads="1"/>
+                    </pic:cNvPicPr>
+                  </pic:nvPicPr>
+                  <pic:blipFill rotWithShape="1">
+                    <a:blip r:embed="rId6" cstate="print">
+                      <a:extLst>
+                        <a:ext uri="{28A0092B-C50C-407E-A947-70E740481C1C}">
+                          <a14:useLocalDpi xmlns:a14="http://schemas.microsoft.com/office/drawing/2010/main" val="0"/>
+                        </a:ext>
+                      </a:extLst>
+                    </a:blip>
+                    <a:srcRect t="22027" b="20408"/>
+                    <a:stretch/>
+                  </pic:blipFill>
+                  <pic:spPr bwMode="auto">
+                    <a:xfrm>
+                      <a:off x="0" y="0"/>
+                      <a:ext cx="3001250" cy="781844"/>
+                    </a:xfrm>
+                    <a:prstGeom prst="rect">
+                      <a:avLst/>
+                    </a:prstGeom>
+                    <a:noFill/>
+                    <a:ln>
+                      <a:noFill/>
+                    </a:ln>
+                    <a:extLst>
+                      <a:ext uri="{53640926-AAD7-44D8-BBD7-CCE9431645EC}">
+                        <a14:shadowObscured xmlns:a14="http://schemas.microsoft.com/office/drawing/2010/main"/>
+                      </a:ext>
+                    </a:extLst>
+                  </pic:spPr>
+                </pic:pic>
+              </a:graphicData>
+            </a:graphic>
+          </wp:inline>
+        </w:drawing>
+      </w:r>
+    </w:p>
+    <w:p>
+      <w:pPr>
+        <w:spacing w:line="360" w:lineRule="auto"/>
+        <w:jc w:val="center"/>
+        <w:rPr>
+          <w:rFonts w:ascii="Calibri" w:hAnsi="Calibri" w:cs="Calibri"/>
+          <w:b/>
+          <w:sz w:val="24"/>
+          <w:szCs w:val="24"/>
+          <w:lang w:val="en-US"/>
+        </w:rPr>
+      </w:pPr>
+    </w:p>
+    <w:p>
+      <w:pPr>
+        <w:spacing w:line="360" w:lineRule="auto"/>
+        <w:jc w:val="center"/>
+        <w:rPr>
+          <w:rFonts w:ascii="Calibri" w:hAnsi="Calibri" w:cs="Calibri"/>
+          <w:b/>
+          <w:sz w:val="24"/>
+          <w:szCs w:val="24"/>
+          <w:lang w:val="en-US"/>
+        </w:rPr>
+      </w:pPr>
+      <w:r>
+        <w:rPr>
+          <w:rFonts w:ascii="Calibri" w:hAnsi="Calibri" w:cs="Calibri"/>
+          <w:b/>
+          <w:sz w:val="24"/>
+          <w:szCs w:val="24"/>
+          <w:lang w:val="en-US"/>
+        </w:rPr>
+        <w:t>SCHOOL OF INFORMATION TECHNOLOGY</w:t>
+      </w:r>
+    </w:p>
+    <w:p>
+      <w:pPr>
+        <w:spacing w:line="360" w:lineRule="auto"/>
+        <w:rPr>
+          <w:rFonts w:ascii="Calibri" w:hAnsi="Calibri" w:cs="Calibri"/>
+          <w:b/>
+          <w:sz w:val="24"/>
+          <w:szCs w:val="24"/>
+          <w:lang w:val="en-US"/>
+        </w:rPr>
+      </w:pPr>
+    </w:p>
+    <w:p>
+      <w:pPr>
+        <w:spacing w:line="360" w:lineRule="auto"/>
+        <w:rPr>
+          <w:rFonts w:ascii="Calibri" w:hAnsi="Calibri" w:cs="Calibri"/>
+          <w:sz w:val="24"/>
+          <w:szCs w:val="24"/>
+          <w:lang w:val="en-US"/>
+        </w:rPr>
+      </w:pPr>
+    </w:p>
+    <w:tbl>
+      <w:tblPr>
+        <w:tblStyle w:val="TableGrid"/>
+        <w:tblW w:w="9781" w:type="dxa"/>
+        <w:tblInd w:w="137" w:type="dxa"/>
+        <w:tblBorders>
+          <w:top w:val="single" w:sz="12" w:space="0" w:color="53575B"/>
+          <w:left w:val="single" w:sz="12" w:space="0" w:color="53575B"/>
+          <w:bottom w:val="single" w:sz="12" w:space="0" w:color="53575B"/>
+          <w:right w:val="single" w:sz="12" w:space="0" w:color="53575B"/>
+          <w:insideH w:val="single" w:sz="6" w:space="0" w:color="53575B"/>
+          <w:insideV w:val="single" w:sz="6" w:space="0" w:color="53575B"/>
+        </w:tblBorders>
+        <w:tblLook w:val="04A0" w:firstRow="1" w:lastRow="0" w:firstColumn="1" w:lastColumn="0" w:noHBand="0" w:noVBand="1"/>
+      </w:tblPr>
+      <w:tblGrid>
+        <w:gridCol w:w="3119"/>
+        <w:gridCol w:w="6662"/>
+      </w:tblGrid>
+      <w:tr>
+        <w:tc>
+          <w:tcPr>
+            <w:tcW w:w="3119" w:type="dxa"/>
+            <w:shd w:val="clear" w:color="auto" w:fill="F2F2F2" w:themeFill="background1" w:themeFillShade="F2"/>
+          </w:tcPr>
+          <w:p>
+            <w:pPr>
+              <w:spacing w:line="360" w:lineRule="auto"/>
+              <w:rPr>
+                <w:rFonts w:ascii="Calibri" w:eastAsia="Times New Roman" w:hAnsi="Calibri" w:cs="Calibri"/>
+                <w:b/>
+                <w:bCs/>
+                <w:sz w:val="24"/>
+                <w:szCs w:val="24"/>
+              </w:rPr>
+            </w:pPr>
+            <w:r>
+              <w:rPr>
+                <w:rFonts w:ascii="Calibri" w:eastAsia="Times New Roman" w:hAnsi="Calibri" w:cs="Calibri"/>
+                <w:b/>
+                <w:bCs/>
+                <w:sz w:val="24"/>
+                <w:szCs w:val="24"/>
+              </w:rPr>
+              <w:t xml:space="preserve">Name and </w:t>
+            </w:r>
+            <w:proofErr w:type="gramStart"/>
+            <w:r>
+              <w:rPr>
+                <w:rFonts w:ascii="Calibri" w:eastAsia="Times New Roman" w:hAnsi="Calibri" w:cs="Calibri"/>
+                <w:b/>
+                <w:bCs/>
+                <w:sz w:val="24"/>
+                <w:szCs w:val="24"/>
+              </w:rPr>
+              <w:t>Surname</w:t>
+            </w:r>
+            <w:proofErr w:type="gramEnd"/>
+          </w:p>
+        </w:tc>
+        <w:tc>
+          <w:tcPr>
+            <w:tcW w:w="6662" w:type="dxa"/>
+          </w:tcPr>
+          <w:p>
+            <w:pPr>
+              <w:spacing w:line="360" w:lineRule="auto"/>
+              <w:rPr>
+                <w:rFonts w:ascii="Calibri" w:eastAsia="Times New Roman" w:hAnsi="Calibri" w:cs="Calibri"/>
+                <w:sz w:val="24"/>
+                <w:szCs w:val="24"/>
+              </w:rPr>
+            </w:pPr>
+            <w:r>
+              <w:rPr>
+                <w:rFonts w:ascii="Calibri" w:eastAsia="Times New Roman" w:hAnsi="Calibri" w:cs="Calibri"/>
+                <w:sz w:val="24"/>
+                <w:szCs w:val="24"/>
+              </w:rPr>
+              <w:t xml:space="preserve">Nathan van </w:t>
+            </w:r>
+            <w:proofErr w:type="spellStart"/>
+            <w:r>
+              <w:rPr>
+                <w:rFonts w:ascii="Calibri" w:eastAsia="Times New Roman" w:hAnsi="Calibri" w:cs="Calibri"/>
+                <w:sz w:val="24"/>
+                <w:szCs w:val="24"/>
+              </w:rPr>
+              <w:t>huyssteen</w:t>
+            </w:r>
+            <w:proofErr w:type="spellEnd"/>
+          </w:p>
+        </w:tc>
+      </w:tr>
+      <w:tr>
+        <w:tc>
+          <w:tcPr>
+            <w:tcW w:w="3119" w:type="dxa"/>
+            <w:shd w:val="clear" w:color="auto" w:fill="F2F2F2" w:themeFill="background1" w:themeFillShade="F2"/>
+          </w:tcPr>
+          <w:p>
+            <w:pPr>
+              <w:spacing w:line="360" w:lineRule="auto"/>
+              <w:rPr>
+                <w:rFonts w:ascii="Calibri" w:eastAsia="Times New Roman" w:hAnsi="Calibri" w:cs="Calibri"/>
+                <w:b/>
+                <w:bCs/>
+                <w:sz w:val="24"/>
+                <w:szCs w:val="24"/>
+              </w:rPr>
+            </w:pPr>
+            <w:r>
+              <w:rPr>
+                <w:rFonts w:ascii="Calibri" w:eastAsia="Times New Roman" w:hAnsi="Calibri" w:cs="Calibri"/>
+                <w:b/>
+                <w:bCs/>
+                <w:sz w:val="24"/>
+                <w:szCs w:val="24"/>
+              </w:rPr>
+              <w:t>Student Number</w:t>
+            </w:r>
+          </w:p>
+        </w:tc>
+        <w:tc>
+          <w:tcPr>
+            <w:tcW w:w="6662" w:type="dxa"/>
+          </w:tcPr>
+          <w:p>
+            <w:pPr>
+              <w:spacing w:line="360" w:lineRule="auto"/>
+              <w:rPr>
+                <w:rFonts w:ascii="Calibri" w:eastAsia="Times New Roman" w:hAnsi="Calibri" w:cs="Calibri"/>
+                <w:sz w:val="24"/>
+                <w:szCs w:val="24"/>
+              </w:rPr>
+            </w:pPr>
+            <w:r>
+              <w:rPr>
+                <w:rFonts w:ascii="Calibri" w:eastAsia="Times New Roman" w:hAnsi="Calibri" w:cs="Calibri"/>
+                <w:sz w:val="24"/>
+                <w:szCs w:val="24"/>
+              </w:rPr>
+              <w:t>24301348</w:t>
+            </w:r>
+          </w:p>
+        </w:tc>
+      </w:tr>
+      <w:tr>
+        <w:tc>
+          <w:tcPr>
+            <w:tcW w:w="3119" w:type="dxa"/>
+            <w:shd w:val="clear" w:color="auto" w:fill="F2F2F2" w:themeFill="background1" w:themeFillShade="F2"/>
+          </w:tcPr>
+          <w:p>
+            <w:pPr>
+              <w:spacing w:line="360" w:lineRule="auto"/>
+              <w:rPr>
+                <w:rFonts w:ascii="Calibri" w:eastAsia="Times New Roman" w:hAnsi="Calibri" w:cs="Calibri"/>
+                <w:b/>
+                <w:bCs/>
+                <w:sz w:val="24"/>
+                <w:szCs w:val="24"/>
+              </w:rPr>
+            </w:pPr>
+            <w:r>
+              <w:rPr>
+                <w:rFonts w:ascii="Calibri" w:eastAsia="Times New Roman" w:hAnsi="Calibri" w:cs="Calibri"/>
+                <w:b/>
+                <w:bCs/>
+                <w:sz w:val="24"/>
+                <w:szCs w:val="24"/>
+              </w:rPr>
+              <w:t>Assignment Code</w:t>
+            </w:r>
+          </w:p>
+        </w:tc>
+        <w:tc>
+          <w:tcPr>
+            <w:tcW w:w="6662" w:type="dxa"/>
+          </w:tcPr>
+          <w:p>
+            <w:pPr>
+              <w:spacing w:line="360" w:lineRule="auto"/>
+              <w:rPr>
+                <w:rFonts w:ascii="Calibri" w:eastAsia="Times New Roman" w:hAnsi="Calibri" w:cs="Calibri"/>
+                <w:b/>
+                <w:bCs/>
+                <w:sz w:val="24"/>
+                <w:szCs w:val="24"/>
+              </w:rPr>
+            </w:pPr>
+            <w:r>
+              <w:rPr>
+                <w:rFonts w:ascii="Calibri" w:eastAsia="Times New Roman" w:hAnsi="Calibri" w:cs="Calibri"/>
+                <w:sz w:val="24"/>
+                <w:szCs w:val="24"/>
+              </w:rPr>
+              <w:t>S</w:t>
+            </w:r>
+            <w:r>
+              <w:rPr>
+                <w:rFonts w:ascii="Calibri" w:eastAsia="Times New Roman" w:hAnsi="Calibri" w:cs="Calibri"/>
+                <w:sz w:val="24"/>
+                <w:szCs w:val="24"/>
+              </w:rPr>
+              <w:t>f1</w:t>
+            </w:r>
+          </w:p>
+        </w:tc>
+      </w:tr>
+      <w:tr>
+        <w:trPr>
+          <w:trHeight w:val="569"/>
+        </w:trPr>
+        <w:tc>
+          <w:tcPr>
+            <w:tcW w:w="3119" w:type="dxa"/>
+            <w:shd w:val="clear" w:color="auto" w:fill="F2F2F2" w:themeFill="background1" w:themeFillShade="F2"/>
+          </w:tcPr>
+          <w:p>
+            <w:pPr>
+              <w:spacing w:line="360" w:lineRule="auto"/>
+              <w:rPr>
+                <w:rFonts w:ascii="Calibri" w:eastAsia="Times New Roman" w:hAnsi="Calibri" w:cs="Calibri"/>
+                <w:b/>
+                <w:bCs/>
+                <w:sz w:val="24"/>
+                <w:szCs w:val="24"/>
+              </w:rPr>
+            </w:pPr>
+            <w:r>
+              <w:rPr>
+                <w:rFonts w:ascii="Calibri" w:eastAsia="Times New Roman" w:hAnsi="Calibri" w:cs="Calibri"/>
+                <w:b/>
+                <w:bCs/>
+                <w:sz w:val="24"/>
+                <w:szCs w:val="24"/>
+              </w:rPr>
+              <w:t>Assignment Type</w:t>
+            </w:r>
+          </w:p>
+        </w:tc>
+        <w:tc>
+          <w:tcPr>
+            <w:tcW w:w="6662" w:type="dxa"/>
+          </w:tcPr>
+          <w:p>
+            <w:pPr>
+              <w:spacing w:line="360" w:lineRule="auto"/>
+              <w:rPr>
+                <w:rFonts w:ascii="Calibri" w:eastAsia="Times New Roman" w:hAnsi="Calibri" w:cs="Calibri"/>
+                <w:i/>
+                <w:iCs/>
+                <w:sz w:val="24"/>
+                <w:szCs w:val="24"/>
+              </w:rPr>
+            </w:pPr>
+            <w:r>
+              <w:rPr>
+                <w:rFonts w:ascii="Calibri" w:eastAsia="Times New Roman" w:hAnsi="Calibri" w:cs="Calibri"/>
+                <w:sz w:val="24"/>
+                <w:szCs w:val="24"/>
+              </w:rPr>
+              <w:t>Individual Assignment</w:t>
+            </w:r>
+          </w:p>
+        </w:tc>
+      </w:tr>
+      <w:tr>
+        <w:tc>
+          <w:tcPr>
+            <w:tcW w:w="3119" w:type="dxa"/>
+            <w:shd w:val="clear" w:color="auto" w:fill="F2F2F2" w:themeFill="background1" w:themeFillShade="F2"/>
+          </w:tcPr>
+          <w:p>
+            <w:pPr>
+              <w:spacing w:line="360" w:lineRule="auto"/>
+              <w:rPr>
+                <w:rFonts w:ascii="Calibri" w:eastAsia="Times New Roman" w:hAnsi="Calibri" w:cs="Calibri"/>
+                <w:b/>
+                <w:bCs/>
+                <w:sz w:val="24"/>
+                <w:szCs w:val="24"/>
+              </w:rPr>
+            </w:pPr>
+            <w:r>
+              <w:rPr>
+                <w:rFonts w:ascii="Calibri" w:eastAsia="Times New Roman" w:hAnsi="Calibri" w:cs="Calibri"/>
+                <w:b/>
+                <w:bCs/>
+                <w:sz w:val="24"/>
+                <w:szCs w:val="24"/>
+              </w:rPr>
+              <w:t>Total Marks</w:t>
+            </w:r>
+          </w:p>
+        </w:tc>
+        <w:tc>
+          <w:tcPr>
+            <w:tcW w:w="6662" w:type="dxa"/>
+          </w:tcPr>
+          <w:p>
+            <w:pPr>
+              <w:spacing w:line="360" w:lineRule="auto"/>
+              <w:rPr>
+                <w:rFonts w:ascii="Calibri" w:eastAsia="Times New Roman" w:hAnsi="Calibri" w:cs="Calibri"/>
+                <w:sz w:val="24"/>
+                <w:szCs w:val="24"/>
+              </w:rPr>
+            </w:pPr>
+            <w:r>
+              <w:rPr>
+                <w:rFonts w:ascii="Calibri" w:eastAsia="Times New Roman" w:hAnsi="Calibri" w:cs="Calibri"/>
+                <w:sz w:val="24"/>
+                <w:szCs w:val="24"/>
+              </w:rPr>
+              <w:t>100</w:t>
+            </w:r>
+          </w:p>
+        </w:tc>
+      </w:tr>
+    </w:tbl>
+    <w:p>
+      <w:pPr>
+        <w:spacing w:line="360" w:lineRule="auto"/>
+        <w:rPr>
+          <w:rFonts w:ascii="Calibri" w:hAnsi="Calibri" w:cs="Calibri"/>
+          <w:sz w:val="24"/>
+          <w:szCs w:val="24"/>
+          <w:lang w:val="en-US"/>
+        </w:rPr>
+      </w:pPr>
+    </w:p>
+    <w:tbl>
+      <w:tblPr>
+        <w:tblStyle w:val="TableGrid"/>
+        <w:tblW w:w="9781" w:type="dxa"/>
+        <w:tblInd w:w="137" w:type="dxa"/>
+        <w:tblBorders>
+          <w:top w:val="single" w:sz="12" w:space="0" w:color="53575B"/>
+          <w:left w:val="single" w:sz="12" w:space="0" w:color="53575B"/>
+          <w:bottom w:val="single" w:sz="12" w:space="0" w:color="53575B"/>
+          <w:right w:val="single" w:sz="12" w:space="0" w:color="53575B"/>
+          <w:insideH w:val="single" w:sz="6" w:space="0" w:color="53575B"/>
+          <w:insideV w:val="single" w:sz="6" w:space="0" w:color="53575B"/>
+        </w:tblBorders>
+        <w:tblLook w:val="04A0" w:firstRow="1" w:lastRow="0" w:firstColumn="1" w:lastColumn="0" w:noHBand="0" w:noVBand="1"/>
+      </w:tblPr>
+      <w:tblGrid>
+        <w:gridCol w:w="3103"/>
+        <w:gridCol w:w="6678"/>
+      </w:tblGrid>
+      <w:tr>
+        <w:tc>
+          <w:tcPr>
+            <w:tcW w:w="3103" w:type="dxa"/>
+            <w:shd w:val="clear" w:color="auto" w:fill="FFFFFF" w:themeFill="background1"/>
+          </w:tcPr>
+          <w:p>
+            <w:pPr>
+              <w:spacing w:line="360" w:lineRule="auto"/>
+              <w:rPr>
+                <w:rFonts w:ascii="Calibri" w:eastAsia="Times New Roman" w:hAnsi="Calibri" w:cs="Calibri"/>
+                <w:b/>
+                <w:bCs/>
+                <w:sz w:val="24"/>
+                <w:szCs w:val="24"/>
+              </w:rPr>
+            </w:pPr>
+            <w:bookmarkStart w:id="0" w:name="_Hlk117609883"/>
+            <w:r>
+              <w:rPr>
+                <w:rFonts w:ascii="Calibri" w:eastAsia="Times New Roman" w:hAnsi="Calibri" w:cs="Calibri"/>
+                <w:b/>
+                <w:bCs/>
+                <w:sz w:val="24"/>
+                <w:szCs w:val="24"/>
+              </w:rPr>
+              <w:t>Module Name</w:t>
+            </w:r>
+          </w:p>
+        </w:tc>
+        <w:tc>
+          <w:tcPr>
+            <w:tcW w:w="6678" w:type="dxa"/>
+            <w:shd w:val="clear" w:color="auto" w:fill="FFFFFF" w:themeFill="background1"/>
+          </w:tcPr>
+          <w:p>
+            <w:pPr>
+              <w:spacing w:line="360" w:lineRule="auto"/>
+              <w:rPr>
+                <w:rFonts w:ascii="Calibri" w:eastAsia="Times New Roman" w:hAnsi="Calibri" w:cs="Calibri"/>
+                <w:b/>
+                <w:bCs/>
+                <w:sz w:val="24"/>
+                <w:szCs w:val="24"/>
+              </w:rPr>
+            </w:pPr>
+            <w:r>
+              <w:rPr>
+                <w:rFonts w:ascii="Calibri" w:eastAsia="Times New Roman" w:hAnsi="Calibri" w:cs="Calibri"/>
+                <w:b/>
+                <w:bCs/>
+                <w:sz w:val="24"/>
+                <w:szCs w:val="24"/>
+              </w:rPr>
+              <w:t>Database development</w:t>
+            </w:r>
+          </w:p>
+        </w:tc>
+      </w:tr>
+      <w:tr>
+        <w:tc>
+          <w:tcPr>
+            <w:tcW w:w="3103" w:type="dxa"/>
+          </w:tcPr>
+          <w:p>
+            <w:pPr>
+              <w:spacing w:line="360" w:lineRule="auto"/>
+              <w:rPr>
+                <w:rFonts w:ascii="Calibri" w:eastAsia="Times New Roman" w:hAnsi="Calibri" w:cs="Calibri"/>
+                <w:b/>
+                <w:bCs/>
+                <w:sz w:val="24"/>
+                <w:szCs w:val="24"/>
+              </w:rPr>
+            </w:pPr>
+            <w:r>
+              <w:rPr>
+                <w:rFonts w:ascii="Calibri" w:eastAsia="Times New Roman" w:hAnsi="Calibri" w:cs="Calibri"/>
+                <w:b/>
+                <w:bCs/>
+                <w:sz w:val="24"/>
+                <w:szCs w:val="24"/>
+              </w:rPr>
+              <w:t>Module Code</w:t>
+            </w:r>
+          </w:p>
+        </w:tc>
+        <w:tc>
+          <w:tcPr>
+            <w:tcW w:w="6678" w:type="dxa"/>
+          </w:tcPr>
+          <w:p>
+            <w:pPr>
+              <w:spacing w:line="360" w:lineRule="auto"/>
+              <w:rPr>
+                <w:rFonts w:ascii="Calibri" w:eastAsia="Times New Roman" w:hAnsi="Calibri" w:cs="Calibri"/>
+                <w:sz w:val="24"/>
+                <w:szCs w:val="24"/>
+              </w:rPr>
+            </w:pPr>
+            <w:r>
+              <w:rPr>
+                <w:rFonts w:ascii="Calibri" w:eastAsia="Times New Roman" w:hAnsi="Calibri" w:cs="Calibri"/>
+                <w:sz w:val="24"/>
+                <w:szCs w:val="24"/>
+              </w:rPr>
+              <w:t>WAS262</w:t>
+            </w:r>
+          </w:p>
+        </w:tc>
+      </w:tr>
+      <w:bookmarkEnd w:id="0"/>
+    </w:tbl>
+    <w:p>
+      <w:pPr>
+        <w:spacing w:line="360" w:lineRule="auto"/>
+        <w:rPr>
+          <w:rFonts w:ascii="Calibri" w:hAnsi="Calibri" w:cs="Calibri"/>
+          <w:b/>
+          <w:i/>
+          <w:iCs/>
+          <w:color w:val="FFFFFF" w:themeColor="background1"/>
+          <w:sz w:val="24"/>
+          <w:szCs w:val="24"/>
+          <w:lang w:val="en-US"/>
+        </w:rPr>
+      </w:pPr>
+    </w:p>
+    <w:p>
+      <w:pPr>
+        <w:spacing w:line="360" w:lineRule="auto"/>
+        <w:rPr>
+          <w:rFonts w:ascii="Calibri" w:hAnsi="Calibri" w:cs="Calibri"/>
+          <w:b/>
+          <w:i/>
+          <w:iCs/>
+          <w:color w:val="FFFFFF" w:themeColor="background1"/>
+          <w:sz w:val="24"/>
+          <w:szCs w:val="24"/>
+          <w:lang w:val="en-US"/>
+        </w:rPr>
+      </w:pPr>
+    </w:p>
+    <w:p>
+      <w:pPr>
+        <w:numPr>
+          <w:ilvl w:val="0"/>
+          <w:numId w:val="2"/>
+        </w:numPr>
+        <w:shd w:val="clear" w:color="auto" w:fill="F2F2F2" w:themeFill="background1" w:themeFillShade="F2"/>
+        <w:spacing w:line="360" w:lineRule="auto"/>
+        <w:ind w:right="-170"/>
+        <w:contextualSpacing/>
+        <w:jc w:val="both"/>
+        <w:rPr>
+          <w:rFonts w:ascii="Calibri" w:hAnsi="Calibri" w:cs="Calibri"/>
+          <w:sz w:val="24"/>
+          <w:szCs w:val="24"/>
+          <w:lang w:val="en-US"/>
+        </w:rPr>
+      </w:pPr>
+      <w:r>
+        <w:rPr>
+          <w:rFonts w:ascii="Calibri" w:hAnsi="Calibri" w:cs="Calibri"/>
+          <w:sz w:val="24"/>
+          <w:szCs w:val="24"/>
+          <w:lang w:val="en-US"/>
+        </w:rPr>
+        <w:t xml:space="preserve">Consult the Learning Management System (LMS), i.e., Canvas or ECI, for the due dates, the Assessment Guidelines for Students document, the Assignment Overview, and other updated details. Check the Announcements with your lecturer and use the Module Q&amp;A forum to ask questions related to this assignment. </w:t>
+      </w:r>
+    </w:p>
+    <w:p>
+      <w:pPr>
+        <w:numPr>
+          <w:ilvl w:val="0"/>
+          <w:numId w:val="2"/>
+        </w:numPr>
+        <w:shd w:val="clear" w:color="auto" w:fill="F2F2F2" w:themeFill="background1" w:themeFillShade="F2"/>
+        <w:spacing w:line="360" w:lineRule="auto"/>
+        <w:ind w:right="-170"/>
+        <w:contextualSpacing/>
+        <w:jc w:val="both"/>
+        <w:rPr>
+          <w:rFonts w:ascii="Calibri" w:hAnsi="Calibri" w:cs="Calibri"/>
+          <w:sz w:val="24"/>
+          <w:szCs w:val="24"/>
+          <w:lang w:val="en-US"/>
+        </w:rPr>
+      </w:pPr>
+      <w:r>
+        <w:rPr>
+          <w:rFonts w:ascii="Calibri" w:hAnsi="Calibri" w:cs="Calibri"/>
+          <w:sz w:val="24"/>
+          <w:szCs w:val="24"/>
+          <w:lang w:val="en-US"/>
+        </w:rPr>
+        <w:t>For assessment of rules and regulations, refer to the Student Handbook.</w:t>
+      </w:r>
+    </w:p>
+    <w:p>
+      <w:pPr>
+        <w:numPr>
+          <w:ilvl w:val="0"/>
+          <w:numId w:val="2"/>
+        </w:numPr>
+        <w:shd w:val="clear" w:color="auto" w:fill="F2F2F2" w:themeFill="background1" w:themeFillShade="F2"/>
+        <w:spacing w:line="360" w:lineRule="auto"/>
+        <w:ind w:right="-170"/>
+        <w:contextualSpacing/>
+        <w:jc w:val="both"/>
+        <w:rPr>
+          <w:rFonts w:ascii="Calibri" w:hAnsi="Calibri" w:cs="Calibri"/>
+          <w:sz w:val="24"/>
+          <w:szCs w:val="24"/>
+          <w:lang w:val="en-US"/>
+        </w:rPr>
+      </w:pPr>
+      <w:r>
+        <w:rPr>
+          <w:rFonts w:ascii="Calibri" w:hAnsi="Calibri" w:cs="Calibri"/>
+          <w:sz w:val="24"/>
+          <w:szCs w:val="24"/>
+          <w:lang w:val="en-US"/>
+        </w:rPr>
+        <w:t xml:space="preserve">Note STADIO’s rules relating to plagiarism and cheating. Do not hesitate to seek help if you are unsure of how to reference your sources. Make use of the STADIO Referencing Guide, available from the Online Library. </w:t>
+      </w:r>
+    </w:p>
+    <w:p>
+      <w:pPr>
+        <w:spacing w:line="360" w:lineRule="auto"/>
+        <w:rPr>
+          <w:rFonts w:ascii="Calibri" w:hAnsi="Calibri" w:cs="Calibri"/>
+          <w:sz w:val="24"/>
+          <w:szCs w:val="24"/>
+          <w:lang w:val="en-US"/>
+        </w:rPr>
+      </w:pPr>
+    </w:p>
+    <w:p>
+      <w:pPr>
+        <w:spacing w:line="360" w:lineRule="auto"/>
+        <w:rPr>
+          <w:rFonts w:ascii="Calibri" w:hAnsi="Calibri" w:cs="Calibri"/>
+          <w:sz w:val="24"/>
+          <w:szCs w:val="24"/>
+          <w:lang w:val="en-US"/>
+        </w:rPr>
+      </w:pPr>
+    </w:p>
+    <w:p>
+      <w:pPr>
+        <w:spacing w:line="360" w:lineRule="auto"/>
+        <w:rPr>
+          <w:rFonts w:ascii="Calibri" w:hAnsi="Calibri" w:cs="Calibri"/>
+          <w:sz w:val="24"/>
+          <w:szCs w:val="24"/>
+          <w:lang w:val="en-US"/>
+        </w:rPr>
+      </w:pPr>
+    </w:p>
+    <w:p>
+      <w:pPr>
+        <w:spacing w:line="360" w:lineRule="auto"/>
+        <w:rPr>
+          <w:rFonts w:ascii="Calibri" w:hAnsi="Calibri" w:cs="Calibri"/>
+          <w:sz w:val="24"/>
+          <w:szCs w:val="24"/>
+          <w:lang w:val="en-US"/>
+        </w:rPr>
+      </w:pPr>
+    </w:p>
+    <w:p>
+      <w:pPr>
+        <w:spacing w:line="360" w:lineRule="auto"/>
+        <w:rPr>
+          <w:rFonts w:ascii="Calibri" w:hAnsi="Calibri" w:cs="Calibri"/>
+          <w:sz w:val="24"/>
+          <w:szCs w:val="24"/>
+          <w:lang w:val="en-US"/>
+        </w:rPr>
+      </w:pPr>
+    </w:p>
+    <w:sdt>
+      <w:sdtPr>
+        <w:id w:val="-1532261426"/>
+        <w:docPartObj>
+          <w:docPartGallery w:val="Table of Contents"/>
+          <w:docPartUnique/>
+        </w:docPartObj>
+      </w:sdtPr>
+      <w:sdtEndPr>
+        <w:rPr>
+          <w:rFonts w:ascii="Times New Roman" w:eastAsia="Times New Roman" w:hAnsi="Times New Roman" w:cs="Times New Roman"/>
           <w:b/>
           <w:bCs/>
+          <w:noProof/>
           <w:color w:val="auto"/>
-          <w:u w:val="single"/>
-        </w:rPr>
-      </w:pPr>
-      <w:r>
-        <w:rPr>
+          <w:sz w:val="20"/>
+          <w:szCs w:val="20"/>
+          <w:lang w:val="en-ZA" w:eastAsia="en-ZA"/>
+        </w:rPr>
+      </w:sdtEndPr>
+      <w:sdtContent>
+        <w:p>
+          <w:pPr>
+            <w:pStyle w:val="TOCHeading"/>
+          </w:pPr>
+          <w:r>
+            <w:t>Contents</w:t>
+          </w:r>
+        </w:p>
+        <w:p>
+          <w:pPr>
+            <w:pStyle w:val="TOC1"/>
+            <w:tabs>
+              <w:tab w:val="right" w:leader="dot" w:pos="9016"/>
+            </w:tabs>
+            <w:rPr>
+              <w:rFonts w:asciiTheme="minorHAnsi" w:eastAsiaTheme="minorEastAsia" w:hAnsiTheme="minorHAnsi" w:cstheme="minorBidi"/>
+              <w:noProof/>
+              <w:kern w:val="2"/>
+              <w:sz w:val="24"/>
+              <w:szCs w:val="24"/>
+              <w14:ligatures w14:val="standardContextual"/>
+            </w:rPr>
+          </w:pPr>
+          <w:r>
+            <w:fldChar w:fldCharType="begin"/>
+          </w:r>
+          <w:r>
+            <w:instrText xml:space="preserve"> TOC \o "1-3" \h \z \u </w:instrText>
+          </w:r>
+          <w:r>
+            <w:fldChar w:fldCharType="separate"/>
+          </w:r>
+          <w:hyperlink w:anchor="_Toc241508275" w:history="1">
+            <w:r>
+              <w:rPr>
+                <w:rStyle w:val="Hyperlink"/>
+                <w:rFonts w:eastAsia="Calibri"/>
+                <w:noProof/>
+              </w:rPr>
+              <w:t>Problem Context</w:t>
+            </w:r>
+            <w:r>
+              <w:rPr>
+                <w:noProof/>
+                <w:webHidden/>
+              </w:rPr>
+              <w:tab/>
+            </w:r>
+            <w:r>
+              <w:rPr>
+                <w:noProof/>
+                <w:webHidden/>
+              </w:rPr>
+              <w:fldChar w:fldCharType="begin"/>
+            </w:r>
+            <w:r>
+              <w:rPr>
+                <w:noProof/>
+                <w:webHidden/>
+              </w:rPr>
+              <w:instrText xml:space="preserve"> PAGEREF _Toc241508275 \h </w:instrText>
+            </w:r>
+            <w:r>
+              <w:rPr>
+                <w:noProof/>
+                <w:webHidden/>
+              </w:rPr>
+            </w:r>
+            <w:r>
+              <w:rPr>
+                <w:noProof/>
+                <w:webHidden/>
+              </w:rPr>
+              <w:fldChar w:fldCharType="separate"/>
+            </w:r>
+            <w:r>
+              <w:rPr>
+                <w:noProof/>
+                <w:webHidden/>
+              </w:rPr>
+              <w:t>3</w:t>
+            </w:r>
+            <w:r>
+              <w:rPr>
+                <w:noProof/>
+                <w:webHidden/>
+              </w:rPr>
+              <w:fldChar w:fldCharType="end"/>
+            </w:r>
+          </w:hyperlink>
+        </w:p>
+        <w:p>
+          <w:pPr>
+            <w:pStyle w:val="TOC1"/>
+            <w:tabs>
+              <w:tab w:val="right" w:leader="dot" w:pos="9016"/>
+            </w:tabs>
+            <w:rPr>
+              <w:rFonts w:asciiTheme="minorHAnsi" w:eastAsiaTheme="minorEastAsia" w:hAnsiTheme="minorHAnsi" w:cstheme="minorBidi"/>
+              <w:noProof/>
+              <w:kern w:val="2"/>
+              <w:sz w:val="24"/>
+              <w:szCs w:val="24"/>
+              <w14:ligatures w14:val="standardContextual"/>
+            </w:rPr>
+          </w:pPr>
+          <w:hyperlink w:anchor="_Toc241508276" w:history="1">
+            <w:r>
+              <w:rPr>
+                <w:rStyle w:val="Hyperlink"/>
+                <w:rFonts w:eastAsia="Calibri"/>
+                <w:noProof/>
+              </w:rPr>
+              <w:t>Mathematical Model</w:t>
+            </w:r>
+            <w:r>
+              <w:rPr>
+                <w:noProof/>
+                <w:webHidden/>
+              </w:rPr>
+              <w:tab/>
+            </w:r>
+            <w:r>
+              <w:rPr>
+                <w:noProof/>
+                <w:webHidden/>
+              </w:rPr>
+              <w:fldChar w:fldCharType="begin"/>
+            </w:r>
+            <w:r>
+              <w:rPr>
+                <w:noProof/>
+                <w:webHidden/>
+              </w:rPr>
+              <w:instrText xml:space="preserve"> PAGEREF _Toc241508276 \h </w:instrText>
+            </w:r>
+            <w:r>
+              <w:rPr>
+                <w:noProof/>
+                <w:webHidden/>
+              </w:rPr>
+            </w:r>
+            <w:r>
+              <w:rPr>
+                <w:noProof/>
+                <w:webHidden/>
+              </w:rPr>
+              <w:fldChar w:fldCharType="separate"/>
+            </w:r>
+            <w:r>
+              <w:rPr>
+                <w:noProof/>
+                <w:webHidden/>
+              </w:rPr>
+              <w:t>4</w:t>
+            </w:r>
+            <w:r>
+              <w:rPr>
+                <w:noProof/>
+                <w:webHidden/>
+              </w:rPr>
+              <w:fldChar w:fldCharType="end"/>
+            </w:r>
+          </w:hyperlink>
+        </w:p>
+        <w:p>
+          <w:pPr>
+            <w:pStyle w:val="TOC1"/>
+            <w:tabs>
+              <w:tab w:val="right" w:leader="dot" w:pos="9016"/>
+            </w:tabs>
+            <w:rPr>
+              <w:rFonts w:asciiTheme="minorHAnsi" w:eastAsiaTheme="minorEastAsia" w:hAnsiTheme="minorHAnsi" w:cstheme="minorBidi"/>
+              <w:noProof/>
+              <w:kern w:val="2"/>
+              <w:sz w:val="24"/>
+              <w:szCs w:val="24"/>
+              <w14:ligatures w14:val="standardContextual"/>
+            </w:rPr>
+          </w:pPr>
+          <w:hyperlink w:anchor="_Toc241508277" w:history="1">
+            <w:r>
+              <w:rPr>
+                <w:rStyle w:val="Hyperlink"/>
+                <w:rFonts w:eastAsia="Calibri"/>
+                <w:noProof/>
+              </w:rPr>
+              <w:t>References</w:t>
+            </w:r>
+            <w:r>
+              <w:rPr>
+                <w:noProof/>
+                <w:webHidden/>
+              </w:rPr>
+              <w:tab/>
+            </w:r>
+            <w:r>
+              <w:rPr>
+                <w:noProof/>
+                <w:webHidden/>
+              </w:rPr>
+              <w:fldChar w:fldCharType="begin"/>
+            </w:r>
+            <w:r>
+              <w:rPr>
+                <w:noProof/>
+                <w:webHidden/>
+              </w:rPr>
+              <w:instrText xml:space="preserve"> PAGEREF _Toc241508277 \h </w:instrText>
+            </w:r>
+            <w:r>
+              <w:rPr>
+                <w:noProof/>
+                <w:webHidden/>
+              </w:rPr>
+            </w:r>
+            <w:r>
+              <w:rPr>
+                <w:noProof/>
+                <w:webHidden/>
+              </w:rPr>
+              <w:fldChar w:fldCharType="separate"/>
+            </w:r>
+            <w:r>
+              <w:rPr>
+                <w:noProof/>
+                <w:webHidden/>
+              </w:rPr>
+              <w:t>5</w:t>
+            </w:r>
+            <w:r>
+              <w:rPr>
+                <w:noProof/>
+                <w:webHidden/>
+              </w:rPr>
+              <w:fldChar w:fldCharType="end"/>
+            </w:r>
+          </w:hyperlink>
+        </w:p>
+        <w:p>
+          <w:r>
+            <w:rPr>
+              <w:b/>
+              <w:bCs/>
+              <w:noProof/>
+            </w:rPr>
+            <w:fldChar w:fldCharType="end"/>
+          </w:r>
+        </w:p>
+      </w:sdtContent>
+    </w:sdt>
+    <w:p>
+      <w:pPr>
+        <w:spacing w:line="360" w:lineRule="auto"/>
+        <w:rPr>
+          <w:rFonts w:ascii="Calibri" w:hAnsi="Calibri" w:cs="Calibri"/>
+          <w:sz w:val="24"/>
+          <w:szCs w:val="24"/>
+          <w:lang w:val="en-US"/>
+        </w:rPr>
+      </w:pPr>
+      <w:r>
+        <w:rPr>
+          <w:rFonts w:ascii="Calibri" w:hAnsi="Calibri" w:cs="Calibri"/>
+          <w:sz w:val="24"/>
+          <w:szCs w:val="24"/>
+          <w:lang w:val="en-US"/>
+        </w:rPr>
+        <w:br w:type="page"/>
+      </w:r>
+    </w:p>
+    <w:p>
+      <w:pPr>
+        <w:pStyle w:val="Title"/>
+        <w:rPr>
+          <w:rFonts w:eastAsia="Calibri"/>
+        </w:rPr>
+      </w:pPr>
+      <w:r>
+        <w:rPr>
+          <w:rFonts w:eastAsia="Calibri"/>
+        </w:rPr>
+        <w:lastRenderedPageBreak/>
+        <w:t xml:space="preserve">Report: </w:t>
+      </w:r>
+      <w:proofErr w:type="spellStart"/>
+      <w:r>
+        <w:rPr>
+          <w:rFonts w:eastAsia="Calibri"/>
+        </w:rPr>
+        <w:t>EcoDash</w:t>
+      </w:r>
+      <w:proofErr w:type="spellEnd"/>
+      <w:r>
+        <w:rPr>
+          <w:rFonts w:eastAsia="Calibri"/>
+        </w:rPr>
+        <w:t xml:space="preserve"> African Logistics</w:t>
+      </w:r>
+    </w:p>
+    <w:p>
+      <w:pPr>
+        <w:pStyle w:val="Title"/>
+        <w:rPr>
+          <w:rFonts w:eastAsia="Calibri"/>
+        </w:rPr>
+      </w:pPr>
+    </w:p>
+    <w:p>
+      <w:pPr>
+        <w:pStyle w:val="Heading1"/>
+        <w:rPr>
+          <w:rFonts w:eastAsia="Calibri"/>
+        </w:rPr>
+      </w:pPr>
+      <w:bookmarkStart w:id="1" w:name="_Toc241508275"/>
+      <w:r>
+        <w:rPr>
+          <w:rFonts w:eastAsia="Calibri"/>
+        </w:rPr>
+        <w:t>Problem Context</w:t>
+      </w:r>
+      <w:bookmarkEnd w:id="1"/>
+    </w:p>
+    <w:p>
+      <w:pPr>
+        <w:spacing w:before="200" w:after="100" w:line="360" w:lineRule="auto"/>
+        <w:rPr>
+          <w:rFonts w:ascii="Calibri" w:eastAsia="Calibri" w:hAnsi="Calibri" w:cs="Calibri"/>
+          <w:sz w:val="22"/>
+          <w:szCs w:val="22"/>
+        </w:rPr>
+      </w:pPr>
+      <w:r>
+        <w:rPr>
+          <w:rFonts w:ascii="Calibri" w:eastAsia="Calibri" w:hAnsi="Calibri" w:cs="Calibri"/>
+          <w:sz w:val="22"/>
+          <w:szCs w:val="22"/>
+        </w:rPr>
+        <w:t xml:space="preserve">For the context problem the game is modelled after we first have to look at one of our lands most talked about problems, this being Load shedding or in other words </w:t>
+      </w:r>
+      <w:r>
+        <w:rPr>
+          <w:rFonts w:ascii="Calibri" w:eastAsia="Calibri" w:hAnsi="Calibri" w:cs="Calibri"/>
+          <w:sz w:val="22"/>
+          <w:szCs w:val="22"/>
+        </w:rPr>
+        <w:t>scheduled</w:t>
+      </w:r>
+      <w:r>
+        <w:rPr>
+          <w:rFonts w:ascii="Calibri" w:eastAsia="Calibri" w:hAnsi="Calibri" w:cs="Calibri"/>
+          <w:sz w:val="22"/>
+          <w:szCs w:val="22"/>
+        </w:rPr>
+        <w:t xml:space="preserve"> po</w:t>
+      </w:r>
+      <w:r>
+        <w:rPr>
+          <w:rFonts w:ascii="Calibri" w:eastAsia="Calibri" w:hAnsi="Calibri" w:cs="Calibri"/>
+          <w:sz w:val="22"/>
+          <w:szCs w:val="22"/>
+        </w:rPr>
+        <w:t>w</w:t>
+      </w:r>
+      <w:r>
+        <w:rPr>
+          <w:rFonts w:ascii="Calibri" w:eastAsia="Calibri" w:hAnsi="Calibri" w:cs="Calibri"/>
+          <w:sz w:val="22"/>
+          <w:szCs w:val="22"/>
+        </w:rPr>
+        <w:t xml:space="preserve">er outages. This is a thing that has been nationally implemented by our main power supplier Eskom and the reason for this is to combat the strain on the </w:t>
+      </w:r>
+      <w:r>
+        <w:rPr>
+          <w:rFonts w:ascii="Calibri" w:eastAsia="Calibri" w:hAnsi="Calibri" w:cs="Calibri"/>
+          <w:sz w:val="22"/>
+          <w:szCs w:val="22"/>
+        </w:rPr>
+        <w:t>nation’s</w:t>
+      </w:r>
+      <w:r>
+        <w:rPr>
+          <w:rFonts w:ascii="Calibri" w:eastAsia="Calibri" w:hAnsi="Calibri" w:cs="Calibri"/>
+          <w:sz w:val="22"/>
+          <w:szCs w:val="22"/>
+        </w:rPr>
+        <w:t xml:space="preserve"> electricity grid. The outages are rotated across suburbs and municipalities and are published on a schedule, this schedule does not account for the frequency and the stage of the outage meaning there is a massive problem created for any company and or service that depend on continuous power</w:t>
+      </w:r>
+      <w:r>
+        <w:rPr>
+          <w:rFonts w:ascii="Calibri" w:eastAsia="Calibri" w:hAnsi="Calibri" w:cs="Calibri"/>
+          <w:sz w:val="22"/>
+          <w:szCs w:val="22"/>
+        </w:rPr>
+        <w:t xml:space="preserve"> </w:t>
+      </w:r>
+      <w:sdt>
+        <w:sdtPr>
+          <w:rPr>
+            <w:rFonts w:ascii="Calibri" w:eastAsia="Calibri" w:hAnsi="Calibri" w:cs="Calibri"/>
+            <w:sz w:val="22"/>
+            <w:szCs w:val="22"/>
+          </w:rPr>
+          <w:id w:val="375120450"/>
+          <w:citation/>
+        </w:sdtPr>
+        <w:sdtContent>
+          <w:r>
+            <w:rPr>
+              <w:rFonts w:ascii="Calibri" w:eastAsia="Calibri" w:hAnsi="Calibri" w:cs="Calibri"/>
+              <w:sz w:val="22"/>
+              <w:szCs w:val="22"/>
+            </w:rPr>
+            <w:fldChar w:fldCharType="begin"/>
+          </w:r>
+          <w:r>
+            <w:rPr>
+              <w:rFonts w:ascii="Calibri" w:eastAsia="Calibri" w:hAnsi="Calibri" w:cs="Calibri"/>
+              <w:sz w:val="22"/>
+              <w:szCs w:val="22"/>
+              <w:lang w:val="en-US"/>
+            </w:rPr>
+            <w:instrText xml:space="preserve"> CITATION Fit23 \l 1033 </w:instrText>
+          </w:r>
+          <w:r>
+            <w:rPr>
+              <w:rFonts w:ascii="Calibri" w:eastAsia="Calibri" w:hAnsi="Calibri" w:cs="Calibri"/>
+              <w:sz w:val="22"/>
+              <w:szCs w:val="22"/>
+            </w:rPr>
+            <w:fldChar w:fldCharType="separate"/>
+          </w:r>
+          <w:r>
+            <w:rPr>
+              <w:rFonts w:ascii="Calibri" w:eastAsia="Calibri" w:hAnsi="Calibri" w:cs="Calibri"/>
+              <w:noProof/>
+              <w:sz w:val="22"/>
+              <w:szCs w:val="22"/>
+              <w:lang w:val="en-US"/>
+            </w:rPr>
+            <w:t>(Limited, 2023)</w:t>
+          </w:r>
+          <w:r>
+            <w:rPr>
+              <w:rFonts w:ascii="Calibri" w:eastAsia="Calibri" w:hAnsi="Calibri" w:cs="Calibri"/>
+              <w:sz w:val="22"/>
+              <w:szCs w:val="22"/>
+            </w:rPr>
+            <w:fldChar w:fldCharType="end"/>
+          </w:r>
+        </w:sdtContent>
+      </w:sdt>
+    </w:p>
+    <w:p>
+      <w:pPr>
+        <w:spacing w:before="200" w:after="100" w:line="360" w:lineRule="auto"/>
+        <w:rPr>
+          <w:rFonts w:ascii="Calibri" w:eastAsia="Calibri" w:hAnsi="Calibri" w:cs="Calibri"/>
+          <w:sz w:val="22"/>
+          <w:szCs w:val="22"/>
+        </w:rPr>
+      </w:pPr>
+      <w:r>
+        <w:rPr>
+          <w:rFonts w:ascii="Calibri" w:eastAsia="Calibri" w:hAnsi="Calibri" w:cs="Calibri"/>
+          <w:sz w:val="22"/>
+          <w:szCs w:val="22"/>
+        </w:rPr>
+        <w:t>This</w:t>
+      </w:r>
+      <w:r>
+        <w:rPr>
+          <w:rFonts w:ascii="Calibri" w:eastAsia="Calibri" w:hAnsi="Calibri" w:cs="Calibri"/>
+          <w:sz w:val="22"/>
+          <w:szCs w:val="22"/>
+        </w:rPr>
+        <w:t xml:space="preserve"> massive and ongoing problem</w:t>
+      </w:r>
+      <w:r>
+        <w:rPr>
+          <w:rFonts w:ascii="Calibri" w:eastAsia="Calibri" w:hAnsi="Calibri" w:cs="Calibri"/>
+          <w:sz w:val="22"/>
+          <w:szCs w:val="22"/>
+        </w:rPr>
+        <w:t xml:space="preserve"> directly affects logistics and delivery </w:t>
+      </w:r>
+      <w:r>
+        <w:rPr>
+          <w:rFonts w:ascii="Calibri" w:eastAsia="Calibri" w:hAnsi="Calibri" w:cs="Calibri"/>
+          <w:sz w:val="22"/>
+          <w:szCs w:val="22"/>
+        </w:rPr>
+        <w:t>companies</w:t>
+      </w:r>
+      <w:r>
+        <w:rPr>
+          <w:rFonts w:ascii="Calibri" w:eastAsia="Calibri" w:hAnsi="Calibri" w:cs="Calibri"/>
+          <w:sz w:val="22"/>
+          <w:szCs w:val="22"/>
+        </w:rPr>
+        <w:t xml:space="preserve"> that rely on electric vehicles or drones</w:t>
+      </w:r>
+      <w:r>
+        <w:rPr>
+          <w:rFonts w:ascii="Calibri" w:eastAsia="Calibri" w:hAnsi="Calibri" w:cs="Calibri"/>
+          <w:sz w:val="22"/>
+          <w:szCs w:val="22"/>
+        </w:rPr>
+        <w:t xml:space="preserve"> in our case for this model</w:t>
+      </w:r>
+      <w:r>
+        <w:rPr>
+          <w:rFonts w:ascii="Calibri" w:eastAsia="Calibri" w:hAnsi="Calibri" w:cs="Calibri"/>
+          <w:sz w:val="22"/>
+          <w:szCs w:val="22"/>
+        </w:rPr>
+        <w:t xml:space="preserve">. </w:t>
+      </w:r>
+      <w:r>
+        <w:rPr>
+          <w:rFonts w:ascii="Calibri" w:eastAsia="Calibri" w:hAnsi="Calibri" w:cs="Calibri"/>
+          <w:sz w:val="22"/>
+          <w:szCs w:val="22"/>
+        </w:rPr>
+        <w:t>The main problem they face is that c</w:t>
+      </w:r>
+      <w:r>
+        <w:rPr>
+          <w:rFonts w:ascii="Calibri" w:eastAsia="Calibri" w:hAnsi="Calibri" w:cs="Calibri"/>
+          <w:sz w:val="22"/>
+          <w:szCs w:val="22"/>
+        </w:rPr>
+        <w:t>harging infrastructure lose power on a rotating schedule</w:t>
+      </w:r>
+      <w:r>
+        <w:rPr>
+          <w:rFonts w:ascii="Calibri" w:eastAsia="Calibri" w:hAnsi="Calibri" w:cs="Calibri"/>
+          <w:sz w:val="22"/>
+          <w:szCs w:val="22"/>
+        </w:rPr>
+        <w:t xml:space="preserve"> which is also very unpredictable</w:t>
+      </w:r>
+      <w:r>
+        <w:rPr>
+          <w:rFonts w:ascii="Calibri" w:eastAsia="Calibri" w:hAnsi="Calibri" w:cs="Calibri"/>
+          <w:sz w:val="22"/>
+          <w:szCs w:val="22"/>
+        </w:rPr>
+        <w:t xml:space="preserve"> meaning a delivery vehicle cannot </w:t>
+      </w:r>
+      <w:r>
+        <w:rPr>
+          <w:rFonts w:ascii="Calibri" w:eastAsia="Calibri" w:hAnsi="Calibri" w:cs="Calibri"/>
+          <w:sz w:val="22"/>
+          <w:szCs w:val="22"/>
+        </w:rPr>
+        <w:t>make the assumption that</w:t>
+      </w:r>
+      <w:r>
+        <w:rPr>
+          <w:rFonts w:ascii="Calibri" w:eastAsia="Calibri" w:hAnsi="Calibri" w:cs="Calibri"/>
+          <w:sz w:val="22"/>
+          <w:szCs w:val="22"/>
+        </w:rPr>
+        <w:t xml:space="preserve"> a charging point will be available at the time it arrives. </w:t>
+      </w:r>
+      <w:r>
+        <w:rPr>
+          <w:rFonts w:ascii="Calibri" w:eastAsia="Calibri" w:hAnsi="Calibri" w:cs="Calibri"/>
+          <w:sz w:val="22"/>
+          <w:szCs w:val="22"/>
+        </w:rPr>
+        <w:t>Companies that</w:t>
+      </w:r>
+      <w:r>
+        <w:rPr>
+          <w:rFonts w:ascii="Calibri" w:eastAsia="Calibri" w:hAnsi="Calibri" w:cs="Calibri"/>
+          <w:sz w:val="22"/>
+          <w:szCs w:val="22"/>
+        </w:rPr>
+        <w:t xml:space="preserve"> rely on cold storage electronic dispatch systems or continuous route tracking are</w:t>
+      </w:r>
+      <w:r>
+        <w:rPr>
+          <w:rFonts w:ascii="Calibri" w:eastAsia="Calibri" w:hAnsi="Calibri" w:cs="Calibri"/>
+          <w:sz w:val="22"/>
+          <w:szCs w:val="22"/>
+        </w:rPr>
+        <w:t xml:space="preserve"> in the same way just as</w:t>
+      </w:r>
+      <w:r>
+        <w:rPr>
+          <w:rFonts w:ascii="Calibri" w:eastAsia="Calibri" w:hAnsi="Calibri" w:cs="Calibri"/>
+          <w:sz w:val="22"/>
+          <w:szCs w:val="22"/>
+        </w:rPr>
+        <w:t xml:space="preserve"> disrupted. </w:t>
+      </w:r>
+      <w:r>
+        <w:rPr>
+          <w:rFonts w:ascii="Calibri" w:eastAsia="Calibri" w:hAnsi="Calibri" w:cs="Calibri"/>
+          <w:sz w:val="22"/>
+          <w:szCs w:val="22"/>
+        </w:rPr>
+        <w:t>One of the bigger struggles and issues are that r</w:t>
+      </w:r>
+      <w:r>
+        <w:rPr>
+          <w:rFonts w:ascii="Calibri" w:eastAsia="Calibri" w:hAnsi="Calibri" w:cs="Calibri"/>
+          <w:sz w:val="22"/>
+          <w:szCs w:val="22"/>
+        </w:rPr>
+        <w:t xml:space="preserve">ural and township areas are often hit with longer or less predictable outages than </w:t>
+      </w:r>
+      <w:r>
+        <w:rPr>
+          <w:rFonts w:ascii="Calibri" w:eastAsia="Calibri" w:hAnsi="Calibri" w:cs="Calibri"/>
+          <w:sz w:val="22"/>
+          <w:szCs w:val="22"/>
+        </w:rPr>
+        <w:t xml:space="preserve">the </w:t>
+      </w:r>
+      <w:r>
+        <w:rPr>
+          <w:rFonts w:ascii="Calibri" w:eastAsia="Calibri" w:hAnsi="Calibri" w:cs="Calibri"/>
+          <w:sz w:val="22"/>
+          <w:szCs w:val="22"/>
+        </w:rPr>
+        <w:t>urban centres</w:t>
+      </w:r>
+      <w:r>
+        <w:rPr>
+          <w:rFonts w:ascii="Calibri" w:eastAsia="Calibri" w:hAnsi="Calibri" w:cs="Calibri"/>
+          <w:sz w:val="22"/>
+          <w:szCs w:val="22"/>
+        </w:rPr>
+        <w:t xml:space="preserve">, these gigantic </w:t>
+      </w:r>
+      <w:r>
+        <w:rPr>
+          <w:rFonts w:ascii="Calibri" w:eastAsia="Calibri" w:hAnsi="Calibri" w:cs="Calibri"/>
+          <w:sz w:val="22"/>
+          <w:szCs w:val="22"/>
+        </w:rPr>
+        <w:t>delays</w:t>
+      </w:r>
+      <w:r>
+        <w:rPr>
+          <w:rFonts w:ascii="Calibri" w:eastAsia="Calibri" w:hAnsi="Calibri" w:cs="Calibri"/>
+          <w:sz w:val="22"/>
+          <w:szCs w:val="22"/>
+        </w:rPr>
+        <w:t xml:space="preserve"> are a massive problem when transporting</w:t>
+      </w:r>
+      <w:r>
+        <w:rPr>
+          <w:rFonts w:ascii="Calibri" w:eastAsia="Calibri" w:hAnsi="Calibri" w:cs="Calibri"/>
+          <w:sz w:val="22"/>
+          <w:szCs w:val="22"/>
+        </w:rPr>
+        <w:t xml:space="preserve"> essential deliveries such as medical supplies, food and educational resources</w:t>
+      </w:r>
+      <w:r>
+        <w:rPr>
+          <w:rFonts w:ascii="Calibri" w:eastAsia="Calibri" w:hAnsi="Calibri" w:cs="Calibri"/>
+          <w:sz w:val="22"/>
+          <w:szCs w:val="22"/>
+        </w:rPr>
+        <w:t>.</w:t>
+      </w:r>
+      <w:r>
+        <w:rPr>
+          <w:rFonts w:ascii="Calibri" w:eastAsia="Calibri" w:hAnsi="Calibri" w:cs="Calibri"/>
+          <w:sz w:val="22"/>
+          <w:szCs w:val="22"/>
+        </w:rPr>
+        <w:t xml:space="preserve"> </w:t>
+      </w:r>
+      <w:sdt>
+        <w:sdtPr>
+          <w:rPr>
+            <w:rFonts w:ascii="Calibri" w:eastAsia="Calibri" w:hAnsi="Calibri" w:cs="Calibri"/>
+            <w:sz w:val="22"/>
+            <w:szCs w:val="22"/>
+          </w:rPr>
+          <w:id w:val="-45609109"/>
+          <w:citation/>
+        </w:sdtPr>
+        <w:sdtContent>
+          <w:r>
+            <w:rPr>
+              <w:rFonts w:ascii="Calibri" w:eastAsia="Calibri" w:hAnsi="Calibri" w:cs="Calibri"/>
+              <w:sz w:val="22"/>
+              <w:szCs w:val="22"/>
+            </w:rPr>
+            <w:fldChar w:fldCharType="begin"/>
+          </w:r>
+          <w:r>
+            <w:rPr>
+              <w:rFonts w:ascii="Calibri" w:eastAsia="Calibri" w:hAnsi="Calibri" w:cs="Calibri"/>
+              <w:sz w:val="22"/>
+              <w:szCs w:val="22"/>
+              <w:lang w:val="en-US"/>
+            </w:rPr>
+            <w:instrText xml:space="preserve"> CITATION Mlu26 \l 1033 </w:instrText>
+          </w:r>
+          <w:r>
+            <w:rPr>
+              <w:rFonts w:ascii="Calibri" w:eastAsia="Calibri" w:hAnsi="Calibri" w:cs="Calibri"/>
+              <w:sz w:val="22"/>
+              <w:szCs w:val="22"/>
+            </w:rPr>
+            <w:fldChar w:fldCharType="separate"/>
+          </w:r>
+          <w:r>
+            <w:rPr>
+              <w:rFonts w:ascii="Calibri" w:eastAsia="Calibri" w:hAnsi="Calibri" w:cs="Calibri"/>
+              <w:noProof/>
+              <w:sz w:val="22"/>
+              <w:szCs w:val="22"/>
+              <w:lang w:val="en-US"/>
+            </w:rPr>
+            <w:t>(Mlungisi, 2026)</w:t>
+          </w:r>
+          <w:r>
+            <w:rPr>
+              <w:rFonts w:ascii="Calibri" w:eastAsia="Calibri" w:hAnsi="Calibri" w:cs="Calibri"/>
+              <w:sz w:val="22"/>
+              <w:szCs w:val="22"/>
+            </w:rPr>
+            <w:fldChar w:fldCharType="end"/>
+          </w:r>
+        </w:sdtContent>
+      </w:sdt>
+    </w:p>
+    <w:p>
+      <w:pPr>
+        <w:spacing w:before="200" w:after="100" w:line="360" w:lineRule="auto"/>
+        <w:rPr>
+          <w:rFonts w:ascii="Calibri" w:eastAsia="Calibri" w:hAnsi="Calibri" w:cs="Calibri"/>
+          <w:sz w:val="22"/>
+          <w:szCs w:val="22"/>
+        </w:rPr>
+      </w:pPr>
+      <w:proofErr w:type="spellStart"/>
+      <w:r>
+        <w:rPr>
+          <w:rFonts w:ascii="Calibri" w:eastAsia="Calibri" w:hAnsi="Calibri" w:cs="Calibri"/>
+          <w:sz w:val="22"/>
+          <w:szCs w:val="22"/>
+        </w:rPr>
+        <w:t>EcoDash</w:t>
+      </w:r>
+      <w:proofErr w:type="spellEnd"/>
+      <w:r>
+        <w:rPr>
+          <w:rFonts w:ascii="Calibri" w:eastAsia="Calibri" w:hAnsi="Calibri" w:cs="Calibri"/>
+          <w:sz w:val="22"/>
+          <w:szCs w:val="22"/>
+        </w:rPr>
+        <w:t xml:space="preserve"> is a model simulation project that models this ongoing real-world problem by simulation you the player as an electrically powered delivery drone. Your main objective is to traverse the landscape of a suburb or town with your drone and make your deliveries, so you only have a limited amount of battery as we spoke about the problem and there is a recharge station but the catch is that there are real world problems that occur on your travels such as massive winds now flight zones and dead zones because of the power outage and also the recharge station get random loadshedding so you have to account for this when making deliveries</w:t>
+      </w:r>
+      <w:r>
+        <w:rPr>
+          <w:rFonts w:ascii="Calibri" w:eastAsia="Calibri" w:hAnsi="Calibri" w:cs="Calibri"/>
+          <w:sz w:val="22"/>
+          <w:szCs w:val="22"/>
+        </w:rPr>
+        <w:t xml:space="preserve"> </w:t>
+      </w:r>
+      <w:sdt>
+        <w:sdtPr>
+          <w:rPr>
+            <w:rFonts w:ascii="Calibri" w:eastAsia="Calibri" w:hAnsi="Calibri" w:cs="Calibri"/>
+            <w:sz w:val="22"/>
+            <w:szCs w:val="22"/>
+          </w:rPr>
+          <w:id w:val="-1089459670"/>
+          <w:citation/>
+        </w:sdtPr>
+        <w:sdtContent>
+          <w:r>
+            <w:rPr>
+              <w:rFonts w:ascii="Calibri" w:eastAsia="Calibri" w:hAnsi="Calibri" w:cs="Calibri"/>
+              <w:sz w:val="22"/>
+              <w:szCs w:val="22"/>
+            </w:rPr>
+            <w:fldChar w:fldCharType="begin"/>
+          </w:r>
+          <w:r>
+            <w:rPr>
+              <w:rFonts w:ascii="Calibri" w:eastAsia="Calibri" w:hAnsi="Calibri" w:cs="Calibri"/>
+              <w:sz w:val="22"/>
+              <w:szCs w:val="22"/>
+              <w:lang w:val="en-US"/>
+            </w:rPr>
+            <w:instrText xml:space="preserve"> CITATION Mlu26 \l 1033 </w:instrText>
+          </w:r>
+          <w:r>
+            <w:rPr>
+              <w:rFonts w:ascii="Calibri" w:eastAsia="Calibri" w:hAnsi="Calibri" w:cs="Calibri"/>
+              <w:sz w:val="22"/>
+              <w:szCs w:val="22"/>
+            </w:rPr>
+            <w:fldChar w:fldCharType="separate"/>
+          </w:r>
+          <w:r>
+            <w:rPr>
+              <w:rFonts w:ascii="Calibri" w:eastAsia="Calibri" w:hAnsi="Calibri" w:cs="Calibri"/>
+              <w:noProof/>
+              <w:sz w:val="22"/>
+              <w:szCs w:val="22"/>
+              <w:lang w:val="en-US"/>
+            </w:rPr>
+            <w:t>(Mlungisi, 2026)</w:t>
+          </w:r>
+          <w:r>
+            <w:rPr>
+              <w:rFonts w:ascii="Calibri" w:eastAsia="Calibri" w:hAnsi="Calibri" w:cs="Calibri"/>
+              <w:sz w:val="22"/>
+              <w:szCs w:val="22"/>
+            </w:rPr>
+            <w:fldChar w:fldCharType="end"/>
+          </w:r>
+        </w:sdtContent>
+      </w:sdt>
+    </w:p>
+    <w:p>
+      <w:pPr>
+        <w:pStyle w:val="Heading1"/>
+        <w:rPr>
+          <w:rFonts w:eastAsia="Calibri"/>
+        </w:rPr>
+      </w:pPr>
+      <w:r>
+        <w:rPr>
+          <w:rFonts w:eastAsia="Calibri"/>
+        </w:rPr>
+        <w:br w:type="page"/>
+      </w:r>
+    </w:p>
+    <w:p>
+      <w:pPr>
+        <w:pStyle w:val="Heading1"/>
+        <w:rPr>
+          <w:rFonts w:eastAsia="Calibri"/>
+        </w:rPr>
+      </w:pPr>
+      <w:bookmarkStart w:id="2" w:name="_Toc241508276"/>
+      <w:r>
+        <w:rPr>
+          <w:rFonts w:eastAsia="Calibri"/>
+        </w:rPr>
+        <w:lastRenderedPageBreak/>
+        <w:t>Mathematical Model</w:t>
+      </w:r>
+      <w:bookmarkEnd w:id="2"/>
+    </w:p>
+    <w:p>
+      <w:pPr>
+        <w:pStyle w:val="Heading1"/>
+        <w:rPr>
+          <w:rFonts w:eastAsia="Calibri"/>
+        </w:rPr>
+      </w:pPr>
+    </w:p>
+    <w:p>
+      <w:pPr>
+        <w:pStyle w:val="ListParagraph"/>
+        <w:numPr>
+          <w:ilvl w:val="0"/>
+          <w:numId w:val="7"/>
+        </w:numPr>
+        <w:spacing w:line="360" w:lineRule="auto"/>
+        <w:rPr>
+          <w:rFonts w:asciiTheme="minorHAnsi" w:eastAsia="Calibri" w:hAnsiTheme="minorHAnsi" w:cstheme="minorHAnsi"/>
+          <w:sz w:val="22"/>
+          <w:szCs w:val="22"/>
+        </w:rPr>
+      </w:pPr>
+      <w:r>
+        <w:rPr>
+          <w:rFonts w:asciiTheme="minorHAnsi" w:eastAsia="Calibri" w:hAnsiTheme="minorHAnsi" w:cstheme="minorHAnsi"/>
           <w:b/>
           <w:bCs/>
-          <w:color w:val="auto"/>
-          <w:u w:val="single"/>
-        </w:rPr>
-        <w:t>Load-shedding affecting deliveries in South Africa</w:t>
-      </w:r>
-    </w:p>
-    <w:p/>
-    <w:p/>
+          <w:sz w:val="22"/>
+          <w:szCs w:val="22"/>
+        </w:rPr>
+        <w:t>Directional movement:</w:t>
+      </w:r>
+      <w:r>
+        <w:rPr>
+          <w:rFonts w:asciiTheme="minorHAnsi" w:eastAsia="Calibri" w:hAnsiTheme="minorHAnsi" w:cstheme="minorHAnsi"/>
+          <w:sz w:val="22"/>
+          <w:szCs w:val="22"/>
+        </w:rPr>
+        <w:t xml:space="preserve"> For moving the drone around, its speed and direction are broken down into horizontal and vertical parts using trig functions like </w:t>
+      </w:r>
+      <w:proofErr w:type="spellStart"/>
+      <w:r>
+        <w:rPr>
+          <w:rFonts w:asciiTheme="minorHAnsi" w:eastAsia="Calibri" w:hAnsiTheme="minorHAnsi" w:cstheme="minorHAnsi"/>
+          <w:sz w:val="22"/>
+          <w:szCs w:val="22"/>
+        </w:rPr>
+        <w:t>Math.cos</w:t>
+      </w:r>
+      <w:proofErr w:type="spellEnd"/>
+      <w:r>
+        <w:rPr>
+          <w:rFonts w:asciiTheme="minorHAnsi" w:eastAsia="Calibri" w:hAnsiTheme="minorHAnsi" w:cstheme="minorHAnsi"/>
+          <w:sz w:val="22"/>
+          <w:szCs w:val="22"/>
+        </w:rPr>
+        <w:t xml:space="preserve"> and </w:t>
+      </w:r>
+      <w:proofErr w:type="spellStart"/>
+      <w:r>
+        <w:rPr>
+          <w:rFonts w:asciiTheme="minorHAnsi" w:eastAsia="Calibri" w:hAnsiTheme="minorHAnsi" w:cstheme="minorHAnsi"/>
+          <w:sz w:val="22"/>
+          <w:szCs w:val="22"/>
+        </w:rPr>
+        <w:t>Math.sin</w:t>
+      </w:r>
+      <w:proofErr w:type="spellEnd"/>
+      <w:r>
+        <w:rPr>
+          <w:rFonts w:asciiTheme="minorHAnsi" w:eastAsia="Calibri" w:hAnsiTheme="minorHAnsi" w:cstheme="minorHAnsi"/>
+          <w:sz w:val="22"/>
+          <w:szCs w:val="22"/>
+        </w:rPr>
+        <w:t xml:space="preserve"> on the current heading angle, so the direction it flies is worked out mathematically instead of just being hardcoded into the game.</w:t>
+      </w:r>
+    </w:p>
+    <w:p>
+      <w:pPr>
+        <w:spacing w:line="360" w:lineRule="auto"/>
+        <w:rPr>
+          <w:rFonts w:asciiTheme="minorHAnsi" w:eastAsia="Calibri" w:hAnsiTheme="minorHAnsi" w:cstheme="minorHAnsi"/>
+          <w:sz w:val="22"/>
+          <w:szCs w:val="22"/>
+        </w:rPr>
+      </w:pPr>
+    </w:p>
+    <w:p>
+      <w:pPr>
+        <w:pStyle w:val="ListParagraph"/>
+        <w:numPr>
+          <w:ilvl w:val="0"/>
+          <w:numId w:val="7"/>
+        </w:numPr>
+        <w:spacing w:line="360" w:lineRule="auto"/>
+        <w:rPr>
+          <w:rFonts w:asciiTheme="minorHAnsi" w:eastAsia="Calibri" w:hAnsiTheme="minorHAnsi" w:cstheme="minorHAnsi"/>
+          <w:sz w:val="22"/>
+          <w:szCs w:val="22"/>
+        </w:rPr>
+      </w:pPr>
+      <w:r>
+        <w:rPr>
+          <w:rFonts w:asciiTheme="minorHAnsi" w:eastAsia="Calibri" w:hAnsiTheme="minorHAnsi" w:cstheme="minorHAnsi"/>
+          <w:b/>
+          <w:bCs/>
+          <w:sz w:val="22"/>
+          <w:szCs w:val="22"/>
+        </w:rPr>
+        <w:t>Acceleration:</w:t>
+      </w:r>
+      <w:r>
+        <w:rPr>
+          <w:rFonts w:asciiTheme="minorHAnsi" w:eastAsia="Calibri" w:hAnsiTheme="minorHAnsi" w:cstheme="minorHAnsi"/>
+          <w:sz w:val="22"/>
+          <w:szCs w:val="22"/>
+        </w:rPr>
+        <w:t xml:space="preserve"> The drone doesn't just instantly snap to its top speed, but instead the speed builds up and slows down gradually over time, which is modelled as a rate of change worked out every frame by multiplying the acceleration by the elapsed time.</w:t>
+      </w:r>
+    </w:p>
+    <w:p>
+      <w:pPr>
+        <w:spacing w:line="360" w:lineRule="auto"/>
+        <w:rPr>
+          <w:rFonts w:asciiTheme="minorHAnsi" w:eastAsia="Calibri" w:hAnsiTheme="minorHAnsi" w:cstheme="minorHAnsi"/>
+          <w:sz w:val="22"/>
+          <w:szCs w:val="22"/>
+        </w:rPr>
+      </w:pPr>
+    </w:p>
+    <w:p>
+      <w:pPr>
+        <w:pStyle w:val="ListParagraph"/>
+        <w:numPr>
+          <w:ilvl w:val="0"/>
+          <w:numId w:val="7"/>
+        </w:numPr>
+        <w:spacing w:line="360" w:lineRule="auto"/>
+        <w:rPr>
+          <w:rFonts w:asciiTheme="minorHAnsi" w:eastAsia="Calibri" w:hAnsiTheme="minorHAnsi" w:cstheme="minorHAnsi"/>
+          <w:sz w:val="22"/>
+          <w:szCs w:val="22"/>
+        </w:rPr>
+      </w:pPr>
+      <w:r>
+        <w:rPr>
+          <w:rFonts w:asciiTheme="minorHAnsi" w:eastAsia="Calibri" w:hAnsiTheme="minorHAnsi" w:cstheme="minorHAnsi"/>
+          <w:b/>
+          <w:bCs/>
+          <w:sz w:val="22"/>
+          <w:szCs w:val="22"/>
+        </w:rPr>
+        <w:t>Battery drain:</w:t>
+      </w:r>
+      <w:r>
+        <w:rPr>
+          <w:rFonts w:asciiTheme="minorHAnsi" w:eastAsia="Calibri" w:hAnsiTheme="minorHAnsi" w:cstheme="minorHAnsi"/>
+          <w:sz w:val="22"/>
+          <w:szCs w:val="22"/>
+        </w:rPr>
+        <w:t xml:space="preserve"> Your battery power drops at a steady rate the whole time the drone is moving based on the time passed, meaning the drain stays consistent and works properly no matter how fast or slow your device actually runs the game.</w:t>
+      </w:r>
+    </w:p>
+    <w:p>
+      <w:pPr>
+        <w:spacing w:line="360" w:lineRule="auto"/>
+        <w:rPr>
+          <w:rFonts w:asciiTheme="minorHAnsi" w:eastAsia="Calibri" w:hAnsiTheme="minorHAnsi" w:cstheme="minorHAnsi"/>
+          <w:sz w:val="22"/>
+          <w:szCs w:val="22"/>
+        </w:rPr>
+      </w:pPr>
+    </w:p>
+    <w:p>
+      <w:pPr>
+        <w:pStyle w:val="ListParagraph"/>
+        <w:numPr>
+          <w:ilvl w:val="0"/>
+          <w:numId w:val="7"/>
+        </w:numPr>
+        <w:spacing w:line="360" w:lineRule="auto"/>
+        <w:rPr>
+          <w:rFonts w:asciiTheme="minorHAnsi" w:eastAsia="Calibri" w:hAnsiTheme="minorHAnsi" w:cstheme="minorHAnsi"/>
+          <w:sz w:val="22"/>
+          <w:szCs w:val="22"/>
+        </w:rPr>
+      </w:pPr>
+      <w:r>
+        <w:rPr>
+          <w:rFonts w:asciiTheme="minorHAnsi" w:eastAsia="Calibri" w:hAnsiTheme="minorHAnsi" w:cstheme="minorHAnsi"/>
+          <w:b/>
+          <w:bCs/>
+          <w:sz w:val="22"/>
+          <w:szCs w:val="22"/>
+        </w:rPr>
+        <w:t>Wind (crosswind effect):</w:t>
+      </w:r>
+      <w:r>
+        <w:rPr>
+          <w:rFonts w:asciiTheme="minorHAnsi" w:eastAsia="Calibri" w:hAnsiTheme="minorHAnsi" w:cstheme="minorHAnsi"/>
+          <w:sz w:val="22"/>
+          <w:szCs w:val="22"/>
+        </w:rPr>
+        <w:t xml:space="preserve"> Every wind zone gets a completely random angle and when the drone flies into it, it gets pushed every single frame by a vector from that angle using </w:t>
+      </w:r>
+      <w:proofErr w:type="spellStart"/>
+      <w:r>
+        <w:rPr>
+          <w:rFonts w:asciiTheme="minorHAnsi" w:eastAsia="Calibri" w:hAnsiTheme="minorHAnsi" w:cstheme="minorHAnsi"/>
+          <w:sz w:val="22"/>
+          <w:szCs w:val="22"/>
+        </w:rPr>
+        <w:t>Math.cos</w:t>
+      </w:r>
+      <w:proofErr w:type="spellEnd"/>
+      <w:r>
+        <w:rPr>
+          <w:rFonts w:asciiTheme="minorHAnsi" w:eastAsia="Calibri" w:hAnsiTheme="minorHAnsi" w:cstheme="minorHAnsi"/>
+          <w:sz w:val="22"/>
+          <w:szCs w:val="22"/>
+        </w:rPr>
+        <w:t xml:space="preserve"> for the horizontal push and </w:t>
+      </w:r>
+      <w:proofErr w:type="spellStart"/>
+      <w:r>
+        <w:rPr>
+          <w:rFonts w:asciiTheme="minorHAnsi" w:eastAsia="Calibri" w:hAnsiTheme="minorHAnsi" w:cstheme="minorHAnsi"/>
+          <w:sz w:val="22"/>
+          <w:szCs w:val="22"/>
+        </w:rPr>
+        <w:t>Math.sin</w:t>
+      </w:r>
+      <w:proofErr w:type="spellEnd"/>
+      <w:r>
+        <w:rPr>
+          <w:rFonts w:asciiTheme="minorHAnsi" w:eastAsia="Calibri" w:hAnsiTheme="minorHAnsi" w:cstheme="minorHAnsi"/>
+          <w:sz w:val="22"/>
+          <w:szCs w:val="22"/>
+        </w:rPr>
+        <w:t xml:space="preserve"> for the vertical push. This simulates a real crosswind where the player has to constantly correct their steering, plus the animated lines on screen follow the same angle so the visuals match up with the actual physics.</w:t>
+      </w:r>
+    </w:p>
+    <w:p>
+      <w:pPr>
+        <w:spacing w:line="360" w:lineRule="auto"/>
+        <w:rPr>
+          <w:rFonts w:asciiTheme="minorHAnsi" w:eastAsia="Calibri" w:hAnsiTheme="minorHAnsi" w:cstheme="minorHAnsi"/>
+          <w:sz w:val="22"/>
+          <w:szCs w:val="22"/>
+        </w:rPr>
+      </w:pPr>
+    </w:p>
+    <w:p>
+      <w:pPr>
+        <w:pStyle w:val="ListParagraph"/>
+        <w:numPr>
+          <w:ilvl w:val="0"/>
+          <w:numId w:val="7"/>
+        </w:numPr>
+        <w:spacing w:line="360" w:lineRule="auto"/>
+        <w:rPr>
+          <w:rFonts w:asciiTheme="minorHAnsi" w:eastAsia="Calibri" w:hAnsiTheme="minorHAnsi" w:cstheme="minorHAnsi"/>
+          <w:sz w:val="22"/>
+          <w:szCs w:val="22"/>
+        </w:rPr>
+      </w:pPr>
+      <w:r>
+        <w:rPr>
+          <w:rFonts w:asciiTheme="minorHAnsi" w:eastAsia="Calibri" w:hAnsiTheme="minorHAnsi" w:cstheme="minorHAnsi"/>
+          <w:b/>
+          <w:bCs/>
+          <w:sz w:val="22"/>
+          <w:szCs w:val="22"/>
+        </w:rPr>
+        <w:t>Load-shedding cycle:</w:t>
+      </w:r>
+      <w:r>
+        <w:rPr>
+          <w:rFonts w:asciiTheme="minorHAnsi" w:eastAsia="Calibri" w:hAnsiTheme="minorHAnsi" w:cstheme="minorHAnsi"/>
+          <w:sz w:val="22"/>
+          <w:szCs w:val="22"/>
+        </w:rPr>
+        <w:t xml:space="preserve"> The charging stations basically turn on and off based on a set timer to match the rotating schedules of real-world load shedding, which creates a catch where the player has to carefully time when they stop to recharge.</w:t>
+      </w:r>
+    </w:p>
+    <w:p>
+      <w:pPr>
+        <w:spacing w:line="360" w:lineRule="auto"/>
+        <w:rPr>
+          <w:rFonts w:asciiTheme="minorHAnsi" w:eastAsia="Calibri" w:hAnsiTheme="minorHAnsi" w:cstheme="minorHAnsi"/>
+          <w:sz w:val="22"/>
+          <w:szCs w:val="22"/>
+        </w:rPr>
+      </w:pPr>
+    </w:p>
+    <w:p>
+      <w:pPr>
+        <w:pStyle w:val="ListParagraph"/>
+        <w:numPr>
+          <w:ilvl w:val="0"/>
+          <w:numId w:val="7"/>
+        </w:numPr>
+        <w:spacing w:line="360" w:lineRule="auto"/>
+        <w:rPr>
+          <w:rFonts w:asciiTheme="minorHAnsi" w:eastAsia="Calibri" w:hAnsiTheme="minorHAnsi" w:cstheme="minorHAnsi"/>
+          <w:sz w:val="22"/>
+          <w:szCs w:val="22"/>
+        </w:rPr>
+      </w:pPr>
+      <w:r>
+        <w:rPr>
+          <w:rFonts w:asciiTheme="minorHAnsi" w:eastAsia="Calibri" w:hAnsiTheme="minorHAnsi" w:cstheme="minorHAnsi"/>
+          <w:b/>
+          <w:bCs/>
+          <w:sz w:val="22"/>
+          <w:szCs w:val="22"/>
+        </w:rPr>
+        <w:t>Collision detection:</w:t>
+      </w:r>
+      <w:r>
+        <w:rPr>
+          <w:rFonts w:asciiTheme="minorHAnsi" w:eastAsia="Calibri" w:hAnsiTheme="minorHAnsi" w:cstheme="minorHAnsi"/>
+          <w:sz w:val="22"/>
+          <w:szCs w:val="22"/>
+        </w:rPr>
+        <w:t xml:space="preserve"> To check if you hit an obstacle, circular hazards like wind zones, no-fly zones, dead zones, and the charging stations use a distance formula based on the Pythagorean theorem, while rectangular buildings use box collision that calculates the closest point on the rectangle to the middle of the drone.</w:t>
+      </w:r>
+    </w:p>
+    <w:p>
+      <w:pPr>
+        <w:spacing w:line="360" w:lineRule="auto"/>
+        <w:rPr>
+          <w:rFonts w:asciiTheme="minorHAnsi" w:eastAsia="Calibri" w:hAnsiTheme="minorHAnsi" w:cstheme="minorHAnsi"/>
+          <w:sz w:val="22"/>
+          <w:szCs w:val="22"/>
+        </w:rPr>
+      </w:pPr>
+    </w:p>
+    <w:p>
+      <w:pPr>
+        <w:pStyle w:val="ListParagraph"/>
+        <w:numPr>
+          <w:ilvl w:val="0"/>
+          <w:numId w:val="7"/>
+        </w:numPr>
+        <w:spacing w:line="360" w:lineRule="auto"/>
+        <w:rPr>
+          <w:rFonts w:asciiTheme="minorHAnsi" w:eastAsia="Calibri" w:hAnsiTheme="minorHAnsi" w:cstheme="minorHAnsi"/>
+          <w:sz w:val="22"/>
+          <w:szCs w:val="22"/>
+        </w:rPr>
+      </w:pPr>
+      <w:r>
+        <w:rPr>
+          <w:rFonts w:asciiTheme="minorHAnsi" w:eastAsia="Calibri" w:hAnsiTheme="minorHAnsi" w:cstheme="minorHAnsi"/>
+          <w:b/>
+          <w:bCs/>
+          <w:sz w:val="22"/>
+          <w:szCs w:val="22"/>
+        </w:rPr>
+        <w:t>Randomisation:</w:t>
+      </w:r>
+      <w:r>
+        <w:rPr>
+          <w:rFonts w:asciiTheme="minorHAnsi" w:eastAsia="Calibri" w:hAnsiTheme="minorHAnsi" w:cstheme="minorHAnsi"/>
+          <w:sz w:val="22"/>
+          <w:szCs w:val="22"/>
+        </w:rPr>
+        <w:t xml:space="preserve"> The places where hazards spawn and how big they are get generated using JavaScript's </w:t>
+      </w:r>
+      <w:proofErr w:type="spellStart"/>
+      <w:r>
+        <w:rPr>
+          <w:rFonts w:asciiTheme="minorHAnsi" w:eastAsia="Calibri" w:hAnsiTheme="minorHAnsi" w:cstheme="minorHAnsi"/>
+          <w:sz w:val="22"/>
+          <w:szCs w:val="22"/>
+        </w:rPr>
+        <w:t>Math.random</w:t>
+      </w:r>
+      <w:proofErr w:type="spellEnd"/>
+      <w:r>
+        <w:rPr>
+          <w:rFonts w:asciiTheme="minorHAnsi" w:eastAsia="Calibri" w:hAnsiTheme="minorHAnsi" w:cstheme="minorHAnsi"/>
+          <w:sz w:val="22"/>
+          <w:szCs w:val="22"/>
+        </w:rPr>
+        <w:t>() function within certain limits, meaning every single time you play you get a completely different setup of environmental problems to deal with.</w:t>
+      </w:r>
+    </w:p>
+    <w:p>
+      <w:pPr>
+        <w:pStyle w:val="Heading1"/>
+        <w:rPr>
+          <w:rFonts w:eastAsia="Calibri"/>
+        </w:rPr>
+      </w:pPr>
+      <w:r>
+        <w:rPr>
+          <w:rFonts w:eastAsia="Calibri"/>
+        </w:rPr>
+        <w:br w:type="page"/>
+      </w:r>
+    </w:p>
+    <w:p>
+      <w:pPr>
+        <w:pStyle w:val="Heading1"/>
+        <w:rPr>
+          <w:rFonts w:eastAsia="Calibri"/>
+        </w:rPr>
+      </w:pPr>
+      <w:bookmarkStart w:id="3" w:name="_Toc241508277"/>
+      <w:r>
+        <w:rPr>
+          <w:rFonts w:eastAsia="Calibri"/>
+        </w:rPr>
+        <w:lastRenderedPageBreak/>
+        <w:t>References</w:t>
+      </w:r>
+      <w:bookmarkEnd w:id="3"/>
+    </w:p>
+    <w:p>
+      <w:pPr>
+        <w:pStyle w:val="ListParagraph"/>
+        <w:numPr>
+          <w:ilvl w:val="0"/>
+          <w:numId w:val="6"/>
+        </w:numPr>
+        <w:spacing w:before="200" w:after="100" w:line="360" w:lineRule="auto"/>
+        <w:rPr>
+          <w:rFonts w:ascii="Calibri" w:eastAsia="Calibri" w:hAnsi="Calibri" w:cs="Calibri"/>
+          <w:sz w:val="22"/>
+          <w:szCs w:val="22"/>
+        </w:rPr>
+      </w:pPr>
+      <w:r>
+        <w:rPr>
+          <w:rFonts w:ascii="Calibri" w:eastAsia="Calibri" w:hAnsi="Calibri" w:cs="Calibri"/>
+          <w:sz w:val="22"/>
+          <w:szCs w:val="22"/>
+        </w:rPr>
+        <w:t xml:space="preserve">Load shedding in south </w:t>
+      </w:r>
+      <w:proofErr w:type="spellStart"/>
+      <w:r>
+        <w:rPr>
+          <w:rFonts w:ascii="Calibri" w:eastAsia="Calibri" w:hAnsi="Calibri" w:cs="Calibri"/>
+          <w:sz w:val="22"/>
+          <w:szCs w:val="22"/>
+        </w:rPr>
+        <w:t>africa</w:t>
+      </w:r>
+      <w:proofErr w:type="spellEnd"/>
+      <w:r>
+        <w:rPr>
+          <w:rFonts w:ascii="Calibri" w:eastAsia="Calibri" w:hAnsi="Calibri" w:cs="Calibri"/>
+          <w:sz w:val="22"/>
+          <w:szCs w:val="22"/>
+        </w:rPr>
+        <w:t>: Impact on sectors - 29 MARCH 2023. (2023). (). London: Fitch Solutions Group Limited. Retrieved from ProQuest One Academic Retrieved from https://www.proquest.com/reports/load-shedding-south-africa-impact-on-sectors-29/docview/2792124064/se-2</w:t>
+      </w:r>
+      <w:r>
+        <w:rPr>
+          <w:rFonts w:ascii="Calibri" w:eastAsia="Calibri" w:hAnsi="Calibri" w:cs="Calibri"/>
+          <w:sz w:val="22"/>
+          <w:szCs w:val="22"/>
+        </w:rPr>
+        <w:t xml:space="preserve"> </w:t>
+      </w:r>
+    </w:p>
+    <w:p>
+      <w:pPr>
+        <w:pStyle w:val="ListParagraph"/>
+        <w:numPr>
+          <w:ilvl w:val="0"/>
+          <w:numId w:val="6"/>
+        </w:numPr>
+        <w:spacing w:before="200" w:after="100" w:line="360" w:lineRule="auto"/>
+      </w:pPr>
+      <w:r>
+        <w:rPr>
+          <w:rFonts w:ascii="Calibri" w:eastAsia="Calibri" w:hAnsi="Calibri" w:cs="Calibri"/>
+          <w:sz w:val="22"/>
+          <w:szCs w:val="22"/>
+        </w:rPr>
+        <w:t xml:space="preserve">Mlungisi, N. (2026). Challenges of electric vehicle integration into the south </w:t>
+      </w:r>
+      <w:proofErr w:type="spellStart"/>
+      <w:r>
+        <w:rPr>
+          <w:rFonts w:ascii="Calibri" w:eastAsia="Calibri" w:hAnsi="Calibri" w:cs="Calibri"/>
+          <w:sz w:val="22"/>
+          <w:szCs w:val="22"/>
+        </w:rPr>
+        <w:t>african</w:t>
+      </w:r>
+      <w:proofErr w:type="spellEnd"/>
+      <w:r>
+        <w:rPr>
+          <w:rFonts w:ascii="Calibri" w:eastAsia="Calibri" w:hAnsi="Calibri" w:cs="Calibri"/>
+          <w:sz w:val="22"/>
+          <w:szCs w:val="22"/>
+        </w:rPr>
+        <w:t xml:space="preserve"> power grid. World Electric Vehicle Journal, 17(6), 321. </w:t>
+      </w:r>
+      <w:proofErr w:type="spellStart"/>
+      <w:proofErr w:type="gramStart"/>
+      <w:r>
+        <w:rPr>
+          <w:rFonts w:ascii="Calibri" w:eastAsia="Calibri" w:hAnsi="Calibri" w:cs="Calibri"/>
+          <w:sz w:val="22"/>
+          <w:szCs w:val="22"/>
+        </w:rPr>
+        <w:t>doi:https</w:t>
+      </w:r>
+      <w:proofErr w:type="spellEnd"/>
+      <w:r>
+        <w:rPr>
+          <w:rFonts w:ascii="Calibri" w:eastAsia="Calibri" w:hAnsi="Calibri" w:cs="Calibri"/>
+          <w:sz w:val="22"/>
+          <w:szCs w:val="22"/>
+        </w:rPr>
+        <w:t>://doi.org/10.3390/wevj17060321</w:t>
+      </w:r>
+      <w:proofErr w:type="gramEnd"/>
+    </w:p>
     <w:sectPr>
       <w:pgSz w:w="11906" w:h="16838"/>
       <w:pgMar w:top="1440" w:right="1440" w:bottom="1440" w:left="1440" w:header="708" w:footer="708" w:gutter="0"/>
-      <w:cols w:space="708"/>
+      <w:cols w:space="720"/>
       <w:docGrid w:linePitch="360"/>
     </w:sectPr>
   </w:body>
 </w:document>
 </file>
 
+<file path=word/numbering.xml><?xml version="1.0" encoding="utf-8"?>
+<w:numbering xmlns:wpc="http://schemas.microsoft.com/office/word/2010/wordprocessingCanvas" xmlns:cx="http://schemas.microsoft.com/office/drawing/2014/chartex" xmlns:cx1="http://schemas.microsoft.com/office/drawing/2015/9/8/chartex" xmlns:cx2="http://schemas.microsoft.com/office/drawing/2015/10/21/chartex" xmlns:cx3="http://schemas.microsoft.com/office/drawing/2016/5/9/chartex" xmlns:cx4="http://schemas.microsoft.com/office/drawing/2016/5/10/chartex" xmlns:cx5="http://schemas.microsoft.com/office/drawing/2016/5/11/chartex" xmlns:cx6="http://schemas.microsoft.com/office/drawing/2016/5/12/chartex" xmlns:cx7="http://schemas.microsoft.com/office/drawing/2016/5/13/chartex" xmlns:cx8="http://schemas.microsoft.com/office/drawing/2016/5/14/chartex" xmlns:mc="http://schemas.openxmlformats.org/markup-compatibility/2006" xmlns:aink="http://schemas.microsoft.com/office/drawing/2016/ink" xmlns:am3d="http://schemas.microsoft.com/office/drawing/2017/model3d" xmlns:o="urn:schemas-microsoft-com:office:office" xmlns:oel="http://schemas.microsoft.com/office/2019/extlst" xmlns:r="http://schemas.openxmlformats.org/officeDocument/2006/relationships" xmlns:m="http://schemas.openxmlformats.org/officeDocument/2006/math" xmlns:v="urn:schemas-microsoft-com:vml" xmlns:wp14="http://schemas.microsoft.com/office/word/2010/wordprocessingDrawing" xmlns:wp="http://schemas.openxmlformats.org/drawingml/2006/wordprocessingDrawing" xmlns:w10="urn:schemas-microsoft-com:office:word" xmlns:w="http://schemas.openxmlformats.org/wordprocessingml/2006/main" xmlns:w14="http://schemas.microsoft.com/office/word/2010/wordml" xmlns:w15="http://schemas.microsoft.com/office/word/2012/wordml" xmlns:w16cex="http://schemas.microsoft.com/office/word/2018/wordml/cex" xmlns:w16cid="http://schemas.microsoft.com/office/word/2016/wordml/cid" xmlns:w16="http://schemas.microsoft.com/office/word/2018/wordml" xmlns:w16du="http://schemas.microsoft.com/office/word/2023/wordml/word16du" xmlns:w16sdtdh="http://schemas.microsoft.com/office/word/2020/wordml/sdtdatahash" xmlns:w16sdtfl="http://schemas.microsoft.com/office/word/2024/wordml/sdtformatlock" xmlns:w16se="http://schemas.microsoft.com/office/word/2015/wordml/symex" xmlns:wpg="http://schemas.microsoft.com/office/word/2010/wordprocessingGroup" xmlns:wpi="http://schemas.microsoft.com/office/word/2010/wordprocessingInk" xmlns:wne="http://schemas.microsoft.com/office/word/2006/wordml" xmlns:wps="http://schemas.microsoft.com/office/word/2010/wordprocessingShape" mc:Ignorable="w14 w15 w16se w16cid w16 w16cex w16sdtdh w16sdtfl w16du wp14">
+  <w:abstractNum w:abstractNumId="0" w15:restartNumberingAfterBreak="0">
+    <w:nsid w:val="0FA84687"/>
+    <w:multiLevelType w:val="hybridMultilevel"/>
+    <w:tmpl w:val="5A828610"/>
+    <w:lvl w:ilvl="0" w:tplc="37B2F6BA">
+      <w:start w:val="1"/>
+      <w:numFmt w:val="bullet"/>
+      <w:lvlText w:val=""/>
+      <w:lvlJc w:val="left"/>
+      <w:pPr>
+        <w:ind w:left="397" w:hanging="227"/>
+      </w:pPr>
+      <w:rPr>
+        <w:rFonts w:ascii="Symbol" w:hAnsi="Symbol" w:hint="default"/>
+      </w:rPr>
+    </w:lvl>
+    <w:lvl w:ilvl="1" w:tplc="FFFFFFFF" w:tentative="1">
+      <w:start w:val="1"/>
+      <w:numFmt w:val="bullet"/>
+      <w:lvlText w:val="o"/>
+      <w:lvlJc w:val="left"/>
+      <w:pPr>
+        <w:ind w:left="1440" w:hanging="360"/>
+      </w:pPr>
+      <w:rPr>
+        <w:rFonts w:ascii="Courier New" w:hAnsi="Courier New" w:cs="Courier New" w:hint="default"/>
+      </w:rPr>
+    </w:lvl>
+    <w:lvl w:ilvl="2" w:tplc="FFFFFFFF" w:tentative="1">
+      <w:start w:val="1"/>
+      <w:numFmt w:val="bullet"/>
+      <w:lvlText w:val=""/>
+      <w:lvlJc w:val="left"/>
+      <w:pPr>
+        <w:ind w:left="2160" w:hanging="360"/>
+      </w:pPr>
+      <w:rPr>
+        <w:rFonts w:ascii="Wingdings" w:hAnsi="Wingdings" w:hint="default"/>
+      </w:rPr>
+    </w:lvl>
+    <w:lvl w:ilvl="3" w:tplc="FFFFFFFF" w:tentative="1">
+      <w:start w:val="1"/>
+      <w:numFmt w:val="bullet"/>
+      <w:lvlText w:val=""/>
+      <w:lvlJc w:val="left"/>
+      <w:pPr>
+        <w:ind w:left="2880" w:hanging="360"/>
+      </w:pPr>
+      <w:rPr>
+        <w:rFonts w:ascii="Symbol" w:hAnsi="Symbol" w:hint="default"/>
+      </w:rPr>
+    </w:lvl>
+    <w:lvl w:ilvl="4" w:tplc="FFFFFFFF" w:tentative="1">
+      <w:start w:val="1"/>
+      <w:numFmt w:val="bullet"/>
+      <w:lvlText w:val="o"/>
+      <w:lvlJc w:val="left"/>
+      <w:pPr>
+        <w:ind w:left="3600" w:hanging="360"/>
+      </w:pPr>
+      <w:rPr>
+        <w:rFonts w:ascii="Courier New" w:hAnsi="Courier New" w:cs="Courier New" w:hint="default"/>
+      </w:rPr>
+    </w:lvl>
+    <w:lvl w:ilvl="5" w:tplc="FFFFFFFF" w:tentative="1">
+      <w:start w:val="1"/>
+      <w:numFmt w:val="bullet"/>
+      <w:lvlText w:val=""/>
+      <w:lvlJc w:val="left"/>
+      <w:pPr>
+        <w:ind w:left="4320" w:hanging="360"/>
+      </w:pPr>
+      <w:rPr>
+        <w:rFonts w:ascii="Wingdings" w:hAnsi="Wingdings" w:hint="default"/>
+      </w:rPr>
+    </w:lvl>
+    <w:lvl w:ilvl="6" w:tplc="FFFFFFFF" w:tentative="1">
+      <w:start w:val="1"/>
+      <w:numFmt w:val="bullet"/>
+      <w:lvlText w:val=""/>
+      <w:lvlJc w:val="left"/>
+      <w:pPr>
+        <w:ind w:left="5040" w:hanging="360"/>
+      </w:pPr>
+      <w:rPr>
+        <w:rFonts w:ascii="Symbol" w:hAnsi="Symbol" w:hint="default"/>
+      </w:rPr>
+    </w:lvl>
+    <w:lvl w:ilvl="7" w:tplc="FFFFFFFF" w:tentative="1">
+      <w:start w:val="1"/>
+      <w:numFmt w:val="bullet"/>
+      <w:lvlText w:val="o"/>
+      <w:lvlJc w:val="left"/>
+      <w:pPr>
+        <w:ind w:left="5760" w:hanging="360"/>
+      </w:pPr>
+      <w:rPr>
+        <w:rFonts w:ascii="Courier New" w:hAnsi="Courier New" w:cs="Courier New" w:hint="default"/>
+      </w:rPr>
+    </w:lvl>
+    <w:lvl w:ilvl="8" w:tplc="FFFFFFFF" w:tentative="1">
+      <w:start w:val="1"/>
+      <w:numFmt w:val="bullet"/>
+      <w:lvlText w:val=""/>
+      <w:lvlJc w:val="left"/>
+      <w:pPr>
+        <w:ind w:left="6480" w:hanging="360"/>
+      </w:pPr>
+      <w:rPr>
+        <w:rFonts w:ascii="Wingdings" w:hAnsi="Wingdings" w:hint="default"/>
+      </w:rPr>
+    </w:lvl>
+  </w:abstractNum>
+  <w:abstractNum w:abstractNumId="1" w15:restartNumberingAfterBreak="0">
+    <w:nsid w:val="104427F9"/>
+    <w:multiLevelType w:val="hybridMultilevel"/>
+    <w:tmpl w:val="69241DEC"/>
+    <w:lvl w:ilvl="0" w:tplc="37B2F6BA">
+      <w:start w:val="1"/>
+      <w:numFmt w:val="bullet"/>
+      <w:lvlText w:val=""/>
+      <w:lvlJc w:val="left"/>
+      <w:pPr>
+        <w:ind w:left="397" w:hanging="227"/>
+      </w:pPr>
+      <w:rPr>
+        <w:rFonts w:ascii="Symbol" w:hAnsi="Symbol" w:hint="default"/>
+      </w:rPr>
+    </w:lvl>
+    <w:lvl w:ilvl="1" w:tplc="1C090003" w:tentative="1">
+      <w:start w:val="1"/>
+      <w:numFmt w:val="bullet"/>
+      <w:lvlText w:val="o"/>
+      <w:lvlJc w:val="left"/>
+      <w:pPr>
+        <w:ind w:left="1440" w:hanging="360"/>
+      </w:pPr>
+      <w:rPr>
+        <w:rFonts w:ascii="Courier New" w:hAnsi="Courier New" w:cs="Courier New" w:hint="default"/>
+      </w:rPr>
+    </w:lvl>
+    <w:lvl w:ilvl="2" w:tplc="1C090005" w:tentative="1">
+      <w:start w:val="1"/>
+      <w:numFmt w:val="bullet"/>
+      <w:lvlText w:val=""/>
+      <w:lvlJc w:val="left"/>
+      <w:pPr>
+        <w:ind w:left="2160" w:hanging="360"/>
+      </w:pPr>
+      <w:rPr>
+        <w:rFonts w:ascii="Wingdings" w:hAnsi="Wingdings" w:hint="default"/>
+      </w:rPr>
+    </w:lvl>
+    <w:lvl w:ilvl="3" w:tplc="1C090001" w:tentative="1">
+      <w:start w:val="1"/>
+      <w:numFmt w:val="bullet"/>
+      <w:lvlText w:val=""/>
+      <w:lvlJc w:val="left"/>
+      <w:pPr>
+        <w:ind w:left="2880" w:hanging="360"/>
+      </w:pPr>
+      <w:rPr>
+        <w:rFonts w:ascii="Symbol" w:hAnsi="Symbol" w:hint="default"/>
+      </w:rPr>
+    </w:lvl>
+    <w:lvl w:ilvl="4" w:tplc="1C090003" w:tentative="1">
+      <w:start w:val="1"/>
+      <w:numFmt w:val="bullet"/>
+      <w:lvlText w:val="o"/>
+      <w:lvlJc w:val="left"/>
+      <w:pPr>
+        <w:ind w:left="3600" w:hanging="360"/>
+      </w:pPr>
+      <w:rPr>
+        <w:rFonts w:ascii="Courier New" w:hAnsi="Courier New" w:cs="Courier New" w:hint="default"/>
+      </w:rPr>
+    </w:lvl>
+    <w:lvl w:ilvl="5" w:tplc="1C090005" w:tentative="1">
+      <w:start w:val="1"/>
+      <w:numFmt w:val="bullet"/>
+      <w:lvlText w:val=""/>
+      <w:lvlJc w:val="left"/>
+      <w:pPr>
+        <w:ind w:left="4320" w:hanging="360"/>
+      </w:pPr>
+      <w:rPr>
+        <w:rFonts w:ascii="Wingdings" w:hAnsi="Wingdings" w:hint="default"/>
+      </w:rPr>
+    </w:lvl>
+    <w:lvl w:ilvl="6" w:tplc="1C090001" w:tentative="1">
+      <w:start w:val="1"/>
+      <w:numFmt w:val="bullet"/>
+      <w:lvlText w:val=""/>
+      <w:lvlJc w:val="left"/>
+      <w:pPr>
+        <w:ind w:left="5040" w:hanging="360"/>
+      </w:pPr>
+      <w:rPr>
+        <w:rFonts w:ascii="Symbol" w:hAnsi="Symbol" w:hint="default"/>
+      </w:rPr>
+    </w:lvl>
+    <w:lvl w:ilvl="7" w:tplc="1C090003" w:tentative="1">
+      <w:start w:val="1"/>
+      <w:numFmt w:val="bullet"/>
+      <w:lvlText w:val="o"/>
+      <w:lvlJc w:val="left"/>
+      <w:pPr>
+        <w:ind w:left="5760" w:hanging="360"/>
+      </w:pPr>
+      <w:rPr>
+        <w:rFonts w:ascii="Courier New" w:hAnsi="Courier New" w:cs="Courier New" w:hint="default"/>
+      </w:rPr>
+    </w:lvl>
+    <w:lvl w:ilvl="8" w:tplc="1C090005" w:tentative="1">
+      <w:start w:val="1"/>
+      <w:numFmt w:val="bullet"/>
+      <w:lvlText w:val=""/>
+      <w:lvlJc w:val="left"/>
+      <w:pPr>
+        <w:ind w:left="6480" w:hanging="360"/>
+      </w:pPr>
+      <w:rPr>
+        <w:rFonts w:ascii="Wingdings" w:hAnsi="Wingdings" w:hint="default"/>
+      </w:rPr>
+    </w:lvl>
+  </w:abstractNum>
+  <w:abstractNum w:abstractNumId="2" w15:restartNumberingAfterBreak="0">
+    <w:nsid w:val="10E42720"/>
+    <w:multiLevelType w:val="hybridMultilevel"/>
+    <w:tmpl w:val="776256A6"/>
+    <w:lvl w:ilvl="0" w:tplc="1C090001">
+      <w:start w:val="1"/>
+      <w:numFmt w:val="bullet"/>
+      <w:lvlText w:val=""/>
+      <w:lvlJc w:val="left"/>
+      <w:pPr>
+        <w:ind w:left="720" w:hanging="360"/>
+      </w:pPr>
+      <w:rPr>
+        <w:rFonts w:ascii="Symbol" w:hAnsi="Symbol" w:hint="default"/>
+      </w:rPr>
+    </w:lvl>
+    <w:lvl w:ilvl="1" w:tplc="1C090003" w:tentative="1">
+      <w:start w:val="1"/>
+      <w:numFmt w:val="bullet"/>
+      <w:lvlText w:val="o"/>
+      <w:lvlJc w:val="left"/>
+      <w:pPr>
+        <w:ind w:left="1440" w:hanging="360"/>
+      </w:pPr>
+      <w:rPr>
+        <w:rFonts w:ascii="Courier New" w:hAnsi="Courier New" w:cs="Courier New" w:hint="default"/>
+      </w:rPr>
+    </w:lvl>
+    <w:lvl w:ilvl="2" w:tplc="1C090005" w:tentative="1">
+      <w:start w:val="1"/>
+      <w:numFmt w:val="bullet"/>
+      <w:lvlText w:val=""/>
+      <w:lvlJc w:val="left"/>
+      <w:pPr>
+        <w:ind w:left="2160" w:hanging="360"/>
+      </w:pPr>
+      <w:rPr>
+        <w:rFonts w:ascii="Wingdings" w:hAnsi="Wingdings" w:hint="default"/>
+      </w:rPr>
+    </w:lvl>
+    <w:lvl w:ilvl="3" w:tplc="1C090001" w:tentative="1">
+      <w:start w:val="1"/>
+      <w:numFmt w:val="bullet"/>
+      <w:lvlText w:val=""/>
+      <w:lvlJc w:val="left"/>
+      <w:pPr>
+        <w:ind w:left="2880" w:hanging="360"/>
+      </w:pPr>
+      <w:rPr>
+        <w:rFonts w:ascii="Symbol" w:hAnsi="Symbol" w:hint="default"/>
+      </w:rPr>
+    </w:lvl>
+    <w:lvl w:ilvl="4" w:tplc="1C090003" w:tentative="1">
+      <w:start w:val="1"/>
+      <w:numFmt w:val="bullet"/>
+      <w:lvlText w:val="o"/>
+      <w:lvlJc w:val="left"/>
+      <w:pPr>
+        <w:ind w:left="3600" w:hanging="360"/>
+      </w:pPr>
+      <w:rPr>
+        <w:rFonts w:ascii="Courier New" w:hAnsi="Courier New" w:cs="Courier New" w:hint="default"/>
+      </w:rPr>
+    </w:lvl>
+    <w:lvl w:ilvl="5" w:tplc="1C090005" w:tentative="1">
+      <w:start w:val="1"/>
+      <w:numFmt w:val="bullet"/>
+      <w:lvlText w:val=""/>
+      <w:lvlJc w:val="left"/>
+      <w:pPr>
+        <w:ind w:left="4320" w:hanging="360"/>
+      </w:pPr>
+      <w:rPr>
+        <w:rFonts w:ascii="Wingdings" w:hAnsi="Wingdings" w:hint="default"/>
+      </w:rPr>
+    </w:lvl>
+    <w:lvl w:ilvl="6" w:tplc="1C090001" w:tentative="1">
+      <w:start w:val="1"/>
+      <w:numFmt w:val="bullet"/>
+      <w:lvlText w:val=""/>
+      <w:lvlJc w:val="left"/>
+      <w:pPr>
+        <w:ind w:left="5040" w:hanging="360"/>
+      </w:pPr>
+      <w:rPr>
+        <w:rFonts w:ascii="Symbol" w:hAnsi="Symbol" w:hint="default"/>
+      </w:rPr>
+    </w:lvl>
+    <w:lvl w:ilvl="7" w:tplc="1C090003" w:tentative="1">
+      <w:start w:val="1"/>
+      <w:numFmt w:val="bullet"/>
+      <w:lvlText w:val="o"/>
+      <w:lvlJc w:val="left"/>
+      <w:pPr>
+        <w:ind w:left="5760" w:hanging="360"/>
+      </w:pPr>
+      <w:rPr>
+        <w:rFonts w:ascii="Courier New" w:hAnsi="Courier New" w:cs="Courier New" w:hint="default"/>
+      </w:rPr>
+    </w:lvl>
+    <w:lvl w:ilvl="8" w:tplc="1C090005" w:tentative="1">
+      <w:start w:val="1"/>
+      <w:numFmt w:val="bullet"/>
+      <w:lvlText w:val=""/>
+      <w:lvlJc w:val="left"/>
+      <w:pPr>
+        <w:ind w:left="6480" w:hanging="360"/>
+      </w:pPr>
+      <w:rPr>
+        <w:rFonts w:ascii="Wingdings" w:hAnsi="Wingdings" w:hint="default"/>
+      </w:rPr>
+    </w:lvl>
+  </w:abstractNum>
+  <w:abstractNum w:abstractNumId="3" w15:restartNumberingAfterBreak="0">
+    <w:nsid w:val="1DBA0D21"/>
+    <w:multiLevelType w:val="hybridMultilevel"/>
+    <w:tmpl w:val="9D763C8A"/>
+    <w:lvl w:ilvl="0" w:tplc="37B2F6BA">
+      <w:start w:val="1"/>
+      <w:numFmt w:val="bullet"/>
+      <w:lvlText w:val=""/>
+      <w:lvlJc w:val="left"/>
+      <w:pPr>
+        <w:ind w:left="397" w:hanging="227"/>
+      </w:pPr>
+      <w:rPr>
+        <w:rFonts w:ascii="Symbol" w:hAnsi="Symbol" w:hint="default"/>
+      </w:rPr>
+    </w:lvl>
+    <w:lvl w:ilvl="1" w:tplc="1C090003" w:tentative="1">
+      <w:start w:val="1"/>
+      <w:numFmt w:val="bullet"/>
+      <w:lvlText w:val="o"/>
+      <w:lvlJc w:val="left"/>
+      <w:pPr>
+        <w:ind w:left="1440" w:hanging="360"/>
+      </w:pPr>
+      <w:rPr>
+        <w:rFonts w:ascii="Courier New" w:hAnsi="Courier New" w:cs="Courier New" w:hint="default"/>
+      </w:rPr>
+    </w:lvl>
+    <w:lvl w:ilvl="2" w:tplc="1C090005" w:tentative="1">
+      <w:start w:val="1"/>
+      <w:numFmt w:val="bullet"/>
+      <w:lvlText w:val=""/>
+      <w:lvlJc w:val="left"/>
+      <w:pPr>
+        <w:ind w:left="2160" w:hanging="360"/>
+      </w:pPr>
+      <w:rPr>
+        <w:rFonts w:ascii="Wingdings" w:hAnsi="Wingdings" w:hint="default"/>
+      </w:rPr>
+    </w:lvl>
+    <w:lvl w:ilvl="3" w:tplc="1C090001" w:tentative="1">
+      <w:start w:val="1"/>
+      <w:numFmt w:val="bullet"/>
+      <w:lvlText w:val=""/>
+      <w:lvlJc w:val="left"/>
+      <w:pPr>
+        <w:ind w:left="2880" w:hanging="360"/>
+      </w:pPr>
+      <w:rPr>
+        <w:rFonts w:ascii="Symbol" w:hAnsi="Symbol" w:hint="default"/>
+      </w:rPr>
+    </w:lvl>
+    <w:lvl w:ilvl="4" w:tplc="1C090003" w:tentative="1">
+      <w:start w:val="1"/>
+      <w:numFmt w:val="bullet"/>
+      <w:lvlText w:val="o"/>
+      <w:lvlJc w:val="left"/>
+      <w:pPr>
+        <w:ind w:left="3600" w:hanging="360"/>
+      </w:pPr>
+      <w:rPr>
+        <w:rFonts w:ascii="Courier New" w:hAnsi="Courier New" w:cs="Courier New" w:hint="default"/>
+      </w:rPr>
+    </w:lvl>
+    <w:lvl w:ilvl="5" w:tplc="1C090005" w:tentative="1">
+      <w:start w:val="1"/>
+      <w:numFmt w:val="bullet"/>
+      <w:lvlText w:val=""/>
+      <w:lvlJc w:val="left"/>
+      <w:pPr>
+        <w:ind w:left="4320" w:hanging="360"/>
+      </w:pPr>
+      <w:rPr>
+        <w:rFonts w:ascii="Wingdings" w:hAnsi="Wingdings" w:hint="default"/>
+      </w:rPr>
+    </w:lvl>
+    <w:lvl w:ilvl="6" w:tplc="1C090001" w:tentative="1">
+      <w:start w:val="1"/>
+      <w:numFmt w:val="bullet"/>
+      <w:lvlText w:val=""/>
+      <w:lvlJc w:val="left"/>
+      <w:pPr>
+        <w:ind w:left="5040" w:hanging="360"/>
+      </w:pPr>
+      <w:rPr>
+        <w:rFonts w:ascii="Symbol" w:hAnsi="Symbol" w:hint="default"/>
+      </w:rPr>
+    </w:lvl>
+    <w:lvl w:ilvl="7" w:tplc="1C090003" w:tentative="1">
+      <w:start w:val="1"/>
+      <w:numFmt w:val="bullet"/>
+      <w:lvlText w:val="o"/>
+      <w:lvlJc w:val="left"/>
+      <w:pPr>
+        <w:ind w:left="5760" w:hanging="360"/>
+      </w:pPr>
+      <w:rPr>
+        <w:rFonts w:ascii="Courier New" w:hAnsi="Courier New" w:cs="Courier New" w:hint="default"/>
+      </w:rPr>
+    </w:lvl>
+    <w:lvl w:ilvl="8" w:tplc="1C090005" w:tentative="1">
+      <w:start w:val="1"/>
+      <w:numFmt w:val="bullet"/>
+      <w:lvlText w:val=""/>
+      <w:lvlJc w:val="left"/>
+      <w:pPr>
+        <w:ind w:left="6480" w:hanging="360"/>
+      </w:pPr>
+      <w:rPr>
+        <w:rFonts w:ascii="Wingdings" w:hAnsi="Wingdings" w:hint="default"/>
+      </w:rPr>
+    </w:lvl>
+  </w:abstractNum>
+  <w:abstractNum w:abstractNumId="4" w15:restartNumberingAfterBreak="0">
+    <w:nsid w:val="44FE746E"/>
+    <w:multiLevelType w:val="hybridMultilevel"/>
+    <w:tmpl w:val="E2FED85E"/>
+    <w:lvl w:ilvl="0" w:tplc="C772D4DE">
+      <w:start w:val="4"/>
+      <w:numFmt w:val="bullet"/>
+      <w:lvlText w:val="-"/>
+      <w:lvlJc w:val="left"/>
+      <w:pPr>
+        <w:ind w:left="530" w:hanging="360"/>
+      </w:pPr>
+      <w:rPr>
+        <w:rFonts w:ascii="Calibri" w:eastAsia="Times New Roman" w:hAnsi="Calibri" w:cs="Calibri" w:hint="default"/>
+      </w:rPr>
+    </w:lvl>
+    <w:lvl w:ilvl="1" w:tplc="1C090003" w:tentative="1">
+      <w:start w:val="1"/>
+      <w:numFmt w:val="bullet"/>
+      <w:lvlText w:val="o"/>
+      <w:lvlJc w:val="left"/>
+      <w:pPr>
+        <w:ind w:left="1250" w:hanging="360"/>
+      </w:pPr>
+      <w:rPr>
+        <w:rFonts w:ascii="Courier New" w:hAnsi="Courier New" w:cs="Courier New" w:hint="default"/>
+      </w:rPr>
+    </w:lvl>
+    <w:lvl w:ilvl="2" w:tplc="1C090005" w:tentative="1">
+      <w:start w:val="1"/>
+      <w:numFmt w:val="bullet"/>
+      <w:lvlText w:val=""/>
+      <w:lvlJc w:val="left"/>
+      <w:pPr>
+        <w:ind w:left="1970" w:hanging="360"/>
+      </w:pPr>
+      <w:rPr>
+        <w:rFonts w:ascii="Wingdings" w:hAnsi="Wingdings" w:hint="default"/>
+      </w:rPr>
+    </w:lvl>
+    <w:lvl w:ilvl="3" w:tplc="1C090001" w:tentative="1">
+      <w:start w:val="1"/>
+      <w:numFmt w:val="bullet"/>
+      <w:lvlText w:val=""/>
+      <w:lvlJc w:val="left"/>
+      <w:pPr>
+        <w:ind w:left="2690" w:hanging="360"/>
+      </w:pPr>
+      <w:rPr>
+        <w:rFonts w:ascii="Symbol" w:hAnsi="Symbol" w:hint="default"/>
+      </w:rPr>
+    </w:lvl>
+    <w:lvl w:ilvl="4" w:tplc="1C090003" w:tentative="1">
+      <w:start w:val="1"/>
+      <w:numFmt w:val="bullet"/>
+      <w:lvlText w:val="o"/>
+      <w:lvlJc w:val="left"/>
+      <w:pPr>
+        <w:ind w:left="3410" w:hanging="360"/>
+      </w:pPr>
+      <w:rPr>
+        <w:rFonts w:ascii="Courier New" w:hAnsi="Courier New" w:cs="Courier New" w:hint="default"/>
+      </w:rPr>
+    </w:lvl>
+    <w:lvl w:ilvl="5" w:tplc="1C090005" w:tentative="1">
+      <w:start w:val="1"/>
+      <w:numFmt w:val="bullet"/>
+      <w:lvlText w:val=""/>
+      <w:lvlJc w:val="left"/>
+      <w:pPr>
+        <w:ind w:left="4130" w:hanging="360"/>
+      </w:pPr>
+      <w:rPr>
+        <w:rFonts w:ascii="Wingdings" w:hAnsi="Wingdings" w:hint="default"/>
+      </w:rPr>
+    </w:lvl>
+    <w:lvl w:ilvl="6" w:tplc="1C090001" w:tentative="1">
+      <w:start w:val="1"/>
+      <w:numFmt w:val="bullet"/>
+      <w:lvlText w:val=""/>
+      <w:lvlJc w:val="left"/>
+      <w:pPr>
+        <w:ind w:left="4850" w:hanging="360"/>
+      </w:pPr>
+      <w:rPr>
+        <w:rFonts w:ascii="Symbol" w:hAnsi="Symbol" w:hint="default"/>
+      </w:rPr>
+    </w:lvl>
+    <w:lvl w:ilvl="7" w:tplc="1C090003" w:tentative="1">
+      <w:start w:val="1"/>
+      <w:numFmt w:val="bullet"/>
+      <w:lvlText w:val="o"/>
+      <w:lvlJc w:val="left"/>
+      <w:pPr>
+        <w:ind w:left="5570" w:hanging="360"/>
+      </w:pPr>
+      <w:rPr>
+        <w:rFonts w:ascii="Courier New" w:hAnsi="Courier New" w:cs="Courier New" w:hint="default"/>
+      </w:rPr>
+    </w:lvl>
+    <w:lvl w:ilvl="8" w:tplc="1C090005" w:tentative="1">
+      <w:start w:val="1"/>
+      <w:numFmt w:val="bullet"/>
+      <w:lvlText w:val=""/>
+      <w:lvlJc w:val="left"/>
+      <w:pPr>
+        <w:ind w:left="6290" w:hanging="360"/>
+      </w:pPr>
+      <w:rPr>
+        <w:rFonts w:ascii="Wingdings" w:hAnsi="Wingdings" w:hint="default"/>
+      </w:rPr>
+    </w:lvl>
+  </w:abstractNum>
+  <w:abstractNum w:abstractNumId="5" w15:restartNumberingAfterBreak="0">
+    <w:nsid w:val="548E0A55"/>
+    <w:multiLevelType w:val="hybridMultilevel"/>
+    <w:tmpl w:val="B942D27A"/>
+    <w:lvl w:ilvl="0" w:tplc="3F0CFCC8">
+      <w:start w:val="1"/>
+      <w:numFmt w:val="bullet"/>
+      <w:lvlText w:val="●"/>
+      <w:lvlJc w:val="left"/>
+      <w:pPr>
+        <w:ind w:left="720" w:hanging="360"/>
+      </w:pPr>
+    </w:lvl>
+    <w:lvl w:ilvl="1" w:tplc="339C3E3C">
+      <w:start w:val="1"/>
+      <w:numFmt w:val="bullet"/>
+      <w:lvlText w:val="○"/>
+      <w:lvlJc w:val="left"/>
+      <w:pPr>
+        <w:ind w:left="1440" w:hanging="360"/>
+      </w:pPr>
+    </w:lvl>
+    <w:lvl w:ilvl="2" w:tplc="16D40D34">
+      <w:start w:val="1"/>
+      <w:numFmt w:val="bullet"/>
+      <w:lvlText w:val="■"/>
+      <w:lvlJc w:val="left"/>
+      <w:pPr>
+        <w:ind w:left="2160" w:hanging="360"/>
+      </w:pPr>
+    </w:lvl>
+    <w:lvl w:ilvl="3" w:tplc="D2AA6EC2">
+      <w:start w:val="1"/>
+      <w:numFmt w:val="bullet"/>
+      <w:lvlText w:val="●"/>
+      <w:lvlJc w:val="left"/>
+      <w:pPr>
+        <w:ind w:left="2880" w:hanging="360"/>
+      </w:pPr>
+    </w:lvl>
+    <w:lvl w:ilvl="4" w:tplc="84C4C03A">
+      <w:start w:val="1"/>
+      <w:numFmt w:val="bullet"/>
+      <w:lvlText w:val="○"/>
+      <w:lvlJc w:val="left"/>
+      <w:pPr>
+        <w:ind w:left="3600" w:hanging="360"/>
+      </w:pPr>
+    </w:lvl>
+    <w:lvl w:ilvl="5" w:tplc="135E7ABC">
+      <w:start w:val="1"/>
+      <w:numFmt w:val="bullet"/>
+      <w:lvlText w:val="■"/>
+      <w:lvlJc w:val="left"/>
+      <w:pPr>
+        <w:ind w:left="4320" w:hanging="360"/>
+      </w:pPr>
+    </w:lvl>
+    <w:lvl w:ilvl="6" w:tplc="F3582706">
+      <w:start w:val="1"/>
+      <w:numFmt w:val="bullet"/>
+      <w:lvlText w:val="●"/>
+      <w:lvlJc w:val="left"/>
+      <w:pPr>
+        <w:ind w:left="5040" w:hanging="360"/>
+      </w:pPr>
+    </w:lvl>
+    <w:lvl w:ilvl="7" w:tplc="65FAB50C">
+      <w:start w:val="1"/>
+      <w:numFmt w:val="bullet"/>
+      <w:lvlText w:val="●"/>
+      <w:lvlJc w:val="left"/>
+      <w:pPr>
+        <w:ind w:left="5760" w:hanging="360"/>
+      </w:pPr>
+    </w:lvl>
+    <w:lvl w:ilvl="8" w:tplc="FA7CF938">
+      <w:start w:val="1"/>
+      <w:numFmt w:val="bullet"/>
+      <w:lvlText w:val="●"/>
+      <w:lvlJc w:val="left"/>
+      <w:pPr>
+        <w:ind w:left="6480" w:hanging="360"/>
+      </w:pPr>
+    </w:lvl>
+  </w:abstractNum>
+  <w:abstractNum w:abstractNumId="6" w15:restartNumberingAfterBreak="0">
+    <w:nsid w:val="605B5F10"/>
+    <w:multiLevelType w:val="hybridMultilevel"/>
+    <w:tmpl w:val="71B23CC6"/>
+    <w:lvl w:ilvl="0" w:tplc="37B2F6BA">
+      <w:start w:val="1"/>
+      <w:numFmt w:val="bullet"/>
+      <w:lvlText w:val=""/>
+      <w:lvlJc w:val="left"/>
+      <w:pPr>
+        <w:ind w:left="397" w:hanging="227"/>
+      </w:pPr>
+      <w:rPr>
+        <w:rFonts w:ascii="Symbol" w:hAnsi="Symbol" w:hint="default"/>
+      </w:rPr>
+    </w:lvl>
+    <w:lvl w:ilvl="1" w:tplc="1C090003" w:tentative="1">
+      <w:start w:val="1"/>
+      <w:numFmt w:val="bullet"/>
+      <w:lvlText w:val="o"/>
+      <w:lvlJc w:val="left"/>
+      <w:pPr>
+        <w:ind w:left="1440" w:hanging="360"/>
+      </w:pPr>
+      <w:rPr>
+        <w:rFonts w:ascii="Courier New" w:hAnsi="Courier New" w:cs="Courier New" w:hint="default"/>
+      </w:rPr>
+    </w:lvl>
+    <w:lvl w:ilvl="2" w:tplc="1C090005" w:tentative="1">
+      <w:start w:val="1"/>
+      <w:numFmt w:val="bullet"/>
+      <w:lvlText w:val=""/>
+      <w:lvlJc w:val="left"/>
+      <w:pPr>
+        <w:ind w:left="2160" w:hanging="360"/>
+      </w:pPr>
+      <w:rPr>
+        <w:rFonts w:ascii="Wingdings" w:hAnsi="Wingdings" w:hint="default"/>
+      </w:rPr>
+    </w:lvl>
+    <w:lvl w:ilvl="3" w:tplc="1C090001" w:tentative="1">
+      <w:start w:val="1"/>
+      <w:numFmt w:val="bullet"/>
+      <w:lvlText w:val=""/>
+      <w:lvlJc w:val="left"/>
+      <w:pPr>
+        <w:ind w:left="2880" w:hanging="360"/>
+      </w:pPr>
+      <w:rPr>
+        <w:rFonts w:ascii="Symbol" w:hAnsi="Symbol" w:hint="default"/>
+      </w:rPr>
+    </w:lvl>
+    <w:lvl w:ilvl="4" w:tplc="1C090003" w:tentative="1">
+      <w:start w:val="1"/>
+      <w:numFmt w:val="bullet"/>
+      <w:lvlText w:val="o"/>
+      <w:lvlJc w:val="left"/>
+      <w:pPr>
+        <w:ind w:left="3600" w:hanging="360"/>
+      </w:pPr>
+      <w:rPr>
+        <w:rFonts w:ascii="Courier New" w:hAnsi="Courier New" w:cs="Courier New" w:hint="default"/>
+      </w:rPr>
+    </w:lvl>
+    <w:lvl w:ilvl="5" w:tplc="1C090005" w:tentative="1">
+      <w:start w:val="1"/>
+      <w:numFmt w:val="bullet"/>
+      <w:lvlText w:val=""/>
+      <w:lvlJc w:val="left"/>
+      <w:pPr>
+        <w:ind w:left="4320" w:hanging="360"/>
+      </w:pPr>
+      <w:rPr>
+        <w:rFonts w:ascii="Wingdings" w:hAnsi="Wingdings" w:hint="default"/>
+      </w:rPr>
+    </w:lvl>
+    <w:lvl w:ilvl="6" w:tplc="1C090001" w:tentative="1">
+      <w:start w:val="1"/>
+      <w:numFmt w:val="bullet"/>
+      <w:lvlText w:val=""/>
+      <w:lvlJc w:val="left"/>
+      <w:pPr>
+        <w:ind w:left="5040" w:hanging="360"/>
+      </w:pPr>
+      <w:rPr>
+        <w:rFonts w:ascii="Symbol" w:hAnsi="Symbol" w:hint="default"/>
+      </w:rPr>
+    </w:lvl>
+    <w:lvl w:ilvl="7" w:tplc="1C090003" w:tentative="1">
+      <w:start w:val="1"/>
+      <w:numFmt w:val="bullet"/>
+      <w:lvlText w:val="o"/>
+      <w:lvlJc w:val="left"/>
+      <w:pPr>
+        <w:ind w:left="5760" w:hanging="360"/>
+      </w:pPr>
+      <w:rPr>
+        <w:rFonts w:ascii="Courier New" w:hAnsi="Courier New" w:cs="Courier New" w:hint="default"/>
+      </w:rPr>
+    </w:lvl>
+    <w:lvl w:ilvl="8" w:tplc="1C090005" w:tentative="1">
+      <w:start w:val="1"/>
+      <w:numFmt w:val="bullet"/>
+      <w:lvlText w:val=""/>
+      <w:lvlJc w:val="left"/>
+      <w:pPr>
+        <w:ind w:left="6480" w:hanging="360"/>
+      </w:pPr>
+      <w:rPr>
+        <w:rFonts w:ascii="Wingdings" w:hAnsi="Wingdings" w:hint="default"/>
+      </w:rPr>
+    </w:lvl>
+  </w:abstractNum>
+  <w:num w:numId="1" w16cid:durableId="1203010640">
+    <w:abstractNumId w:val="5"/>
+    <w:lvlOverride w:ilvl="0">
+      <w:startOverride w:val="1"/>
+    </w:lvlOverride>
+  </w:num>
+  <w:num w:numId="2" w16cid:durableId="606471155">
+    <w:abstractNumId w:val="4"/>
+  </w:num>
+  <w:num w:numId="3" w16cid:durableId="356197852">
+    <w:abstractNumId w:val="2"/>
+  </w:num>
+  <w:num w:numId="4" w16cid:durableId="1597981367">
+    <w:abstractNumId w:val="0"/>
+  </w:num>
+  <w:num w:numId="5" w16cid:durableId="333579688">
+    <w:abstractNumId w:val="3"/>
+  </w:num>
+  <w:num w:numId="6" w16cid:durableId="775901292">
+    <w:abstractNumId w:val="1"/>
+  </w:num>
+  <w:num w:numId="7" w16cid:durableId="1872641543">
+    <w:abstractNumId w:val="6"/>
+  </w:num>
+</w:numbering>
+</file>
+
 <file path=word/styles.xml><?xml version="1.0" encoding="utf-8"?>
 <w:styles xmlns:mc="http://schemas.openxmlformats.org/markup-compatibility/2006" xmlns:r="http://schemas.openxmlformats.org/officeDocument/2006/relationships" xmlns:w="http://schemas.openxmlformats.org/wordprocessingml/2006/main" xmlns:w14="http://schemas.microsoft.com/office/word/2010/wordml" xmlns:w15="http://schemas.microsoft.com/office/word/2012/wordml" xmlns:w16cex="http://schemas.microsoft.com/office/word/2018/wordml/cex" xmlns:w16cid="http://schemas.microsoft.com/office/word/2016/wordml/cid" xmlns:w16="http://schemas.microsoft.com/office/word/2018/wordml" xmlns:w16du="http://schemas.microsoft.com/office/word/2023/wordml/word16du" xmlns:w16sdtdh="http://schemas.microsoft.com/office/word/2020/wordml/sdtdatahash" xmlns:w16sdtfl="http://schemas.microsoft.com/office/word/2024/wordml/sdtformatlock" xmlns:w16se="http://schemas.microsoft.com/office/word/2015/wordml/symex" mc:Ignorable="w14 w15 w16se w16cid w16 w16cex w16sdtdh w16sdtfl w16du">
   <w:docDefaults>
     <w:rPrDefault>
       <w:rPr>
-        <w:rFonts w:asciiTheme="minorHAnsi" w:eastAsiaTheme="minorHAnsi" w:hAnsiTheme="minorHAnsi" w:cstheme="minorBidi"/>
-        <w:kern w:val="2"/>
-        <w:sz w:val="22"/>
-        <w:szCs w:val="22"/>
-        <w:lang w:val="en-ZA" w:eastAsia="en-US" w:bidi="ar-SA"/>
-        <w14:ligatures w14:val="standardContextual"/>
+        <w:rFonts w:ascii="Times New Roman" w:eastAsia="Times New Roman" w:hAnsi="Times New Roman" w:cs="Times New Roman"/>
+        <w:lang w:val="en-ZA" w:eastAsia="en-ZA" w:bidi="ar-SA"/>
       </w:rPr>
     </w:rPrDefault>
-    <w:pPrDefault>
-      <w:pPr>
-        <w:spacing w:after="160" w:line="259" w:lineRule="auto"/>
-      </w:pPr>
-    </w:pPrDefault>
+    <w:pPrDefault/>
   </w:docDefaults>
   <w:latentStyles w:defLockedState="0" w:defUIPriority="99" w:defSemiHidden="0" w:defUnhideWhenUsed="0" w:defQFormat="0" w:count="376">
     <w:lsdException w:name="Normal" w:uiPriority="0" w:qFormat="1"/>
@@ -437,201 +3381,86 @@
   </w:style>
   <w:style w:type="paragraph" w:styleId="Heading1">
     <w:name w:val="heading 1"/>
-    <w:basedOn w:val="Normal"/>
-    <w:next w:val="Normal"/>
-    <w:link w:val="Heading1Char"/>
     <w:uiPriority w:val="9"/>
     <w:qFormat/>
-    <w:rsid w:val="00405BF6"/>
     <w:pPr>
-      <w:keepNext/>
-      <w:keepLines/>
-      <w:spacing w:before="360" w:after="80"/>
       <w:outlineLvl w:val="0"/>
     </w:pPr>
     <w:rPr>
-      <w:rFonts w:asciiTheme="majorHAnsi" w:eastAsiaTheme="majorEastAsia" w:hAnsiTheme="majorHAnsi" w:cstheme="majorBidi"/>
-      <w:color w:val="2F5496" w:themeColor="accent1" w:themeShade="BF"/>
-      <w:sz w:val="40"/>
-      <w:szCs w:val="40"/>
+      <w:color w:val="2E74B5"/>
+      <w:sz w:val="32"/>
+      <w:szCs w:val="32"/>
     </w:rPr>
   </w:style>
   <w:style w:type="paragraph" w:styleId="Heading2">
     <w:name w:val="heading 2"/>
-    <w:basedOn w:val="Normal"/>
-    <w:next w:val="Normal"/>
-    <w:link w:val="Heading2Char"/>
     <w:uiPriority w:val="9"/>
     <w:semiHidden/>
     <w:unhideWhenUsed/>
     <w:qFormat/>
-    <w:rsid w:val="00405BF6"/>
     <w:pPr>
-      <w:keepNext/>
-      <w:keepLines/>
-      <w:spacing w:before="160" w:after="80"/>
       <w:outlineLvl w:val="1"/>
     </w:pPr>
     <w:rPr>
-      <w:rFonts w:asciiTheme="majorHAnsi" w:eastAsiaTheme="majorEastAsia" w:hAnsiTheme="majorHAnsi" w:cstheme="majorBidi"/>
-      <w:color w:val="2F5496" w:themeColor="accent1" w:themeShade="BF"/>
-      <w:sz w:val="32"/>
-      <w:szCs w:val="32"/>
+      <w:color w:val="2E74B5"/>
+      <w:sz w:val="26"/>
+      <w:szCs w:val="26"/>
     </w:rPr>
   </w:style>
   <w:style w:type="paragraph" w:styleId="Heading3">
     <w:name w:val="heading 3"/>
-    <w:basedOn w:val="Normal"/>
-    <w:next w:val="Normal"/>
-    <w:link w:val="Heading3Char"/>
     <w:uiPriority w:val="9"/>
     <w:semiHidden/>
     <w:unhideWhenUsed/>
     <w:qFormat/>
-    <w:rsid w:val="00405BF6"/>
     <w:pPr>
-      <w:keepNext/>
-      <w:keepLines/>
-      <w:spacing w:before="160" w:after="80"/>
       <w:outlineLvl w:val="2"/>
     </w:pPr>
     <w:rPr>
-      <w:rFonts w:eastAsiaTheme="majorEastAsia" w:cstheme="majorBidi"/>
-      <w:color w:val="2F5496" w:themeColor="accent1" w:themeShade="BF"/>
-      <w:sz w:val="28"/>
-      <w:szCs w:val="28"/>
+      <w:color w:val="1F4D78"/>
+      <w:sz w:val="24"/>
+      <w:szCs w:val="24"/>
     </w:rPr>
   </w:style>
   <w:style w:type="paragraph" w:styleId="Heading4">
     <w:name w:val="heading 4"/>
-    <w:basedOn w:val="Normal"/>
-    <w:next w:val="Normal"/>
-    <w:link w:val="Heading4Char"/>
     <w:uiPriority w:val="9"/>
     <w:semiHidden/>
     <w:unhideWhenUsed/>
     <w:qFormat/>
-    <w:rsid w:val="00405BF6"/>
     <w:pPr>
-      <w:keepNext/>
-      <w:keepLines/>
-      <w:spacing w:before="80" w:after="40"/>
       <w:outlineLvl w:val="3"/>
     </w:pPr>
     <w:rPr>
-      <w:rFonts w:eastAsiaTheme="majorEastAsia" w:cstheme="majorBidi"/>
       <w:i/>
       <w:iCs/>
-      <w:color w:val="2F5496" w:themeColor="accent1" w:themeShade="BF"/>
+      <w:color w:val="2E74B5"/>
     </w:rPr>
   </w:style>
   <w:style w:type="paragraph" w:styleId="Heading5">
     <w:name w:val="heading 5"/>
-    <w:basedOn w:val="Normal"/>
-    <w:next w:val="Normal"/>
-    <w:link w:val="Heading5Char"/>
     <w:uiPriority w:val="9"/>
     <w:semiHidden/>
     <w:unhideWhenUsed/>
     <w:qFormat/>
-    <w:rsid w:val="00405BF6"/>
     <w:pPr>
-      <w:keepNext/>
-      <w:keepLines/>
-      <w:spacing w:before="80" w:after="40"/>
       <w:outlineLvl w:val="4"/>
     </w:pPr>
     <w:rPr>
-      <w:rFonts w:eastAsiaTheme="majorEastAsia" w:cstheme="majorBidi"/>
-      <w:color w:val="2F5496" w:themeColor="accent1" w:themeShade="BF"/>
+      <w:color w:val="2E74B5"/>
     </w:rPr>
   </w:style>
   <w:style w:type="paragraph" w:styleId="Heading6">
     <w:name w:val="heading 6"/>
-    <w:basedOn w:val="Normal"/>
-    <w:next w:val="Normal"/>
-    <w:link w:val="Heading6Char"/>
     <w:uiPriority w:val="9"/>
     <w:semiHidden/>
     <w:unhideWhenUsed/>
     <w:qFormat/>
-    <w:rsid w:val="00405BF6"/>
     <w:pPr>
-      <w:keepNext/>
-      <w:keepLines/>
-      <w:spacing w:before="40" w:after="0"/>
       <w:outlineLvl w:val="5"/>
     </w:pPr>
     <w:rPr>
-      <w:rFonts w:eastAsiaTheme="majorEastAsia" w:cstheme="majorBidi"/>
-      <w:i/>
-      <w:iCs/>
-      <w:color w:val="595959" w:themeColor="text1" w:themeTint="A6"/>
-    </w:rPr>
-  </w:style>
-  <w:style w:type="paragraph" w:styleId="Heading7">
-    <w:name w:val="heading 7"/>
-    <w:basedOn w:val="Normal"/>
-    <w:next w:val="Normal"/>
-    <w:link w:val="Heading7Char"/>
-    <w:uiPriority w:val="9"/>
-    <w:semiHidden/>
-    <w:unhideWhenUsed/>
-    <w:qFormat/>
-    <w:rsid w:val="00405BF6"/>
-    <w:pPr>
-      <w:keepNext/>
-      <w:keepLines/>
-      <w:spacing w:before="40" w:after="0"/>
-      <w:outlineLvl w:val="6"/>
-    </w:pPr>
-    <w:rPr>
-      <w:rFonts w:eastAsiaTheme="majorEastAsia" w:cstheme="majorBidi"/>
-      <w:color w:val="595959" w:themeColor="text1" w:themeTint="A6"/>
-    </w:rPr>
-  </w:style>
-  <w:style w:type="paragraph" w:styleId="Heading8">
-    <w:name w:val="heading 8"/>
-    <w:basedOn w:val="Normal"/>
-    <w:next w:val="Normal"/>
-    <w:link w:val="Heading8Char"/>
-    <w:uiPriority w:val="9"/>
-    <w:semiHidden/>
-    <w:unhideWhenUsed/>
-    <w:qFormat/>
-    <w:rsid w:val="00405BF6"/>
-    <w:pPr>
-      <w:keepNext/>
-      <w:keepLines/>
-      <w:spacing w:after="0"/>
-      <w:outlineLvl w:val="7"/>
-    </w:pPr>
-    <w:rPr>
-      <w:rFonts w:eastAsiaTheme="majorEastAsia" w:cstheme="majorBidi"/>
-      <w:i/>
-      <w:iCs/>
-      <w:color w:val="272727" w:themeColor="text1" w:themeTint="D8"/>
-    </w:rPr>
-  </w:style>
-  <w:style w:type="paragraph" w:styleId="Heading9">
-    <w:name w:val="heading 9"/>
-    <w:basedOn w:val="Normal"/>
-    <w:next w:val="Normal"/>
-    <w:link w:val="Heading9Char"/>
-    <w:uiPriority w:val="9"/>
-    <w:semiHidden/>
-    <w:unhideWhenUsed/>
-    <w:qFormat/>
-    <w:rsid w:val="00405BF6"/>
-    <w:pPr>
-      <w:keepNext/>
-      <w:keepLines/>
-      <w:spacing w:after="0"/>
-      <w:outlineLvl w:val="8"/>
-    </w:pPr>
-    <w:rPr>
-      <w:rFonts w:eastAsiaTheme="majorEastAsia" w:cstheme="majorBidi"/>
-      <w:color w:val="272727" w:themeColor="text1" w:themeTint="D8"/>
+      <w:color w:val="1F4D78"/>
     </w:rPr>
   </w:style>
   <w:style w:type="character" w:default="1" w:styleId="DefaultParagraphFont">
@@ -661,295 +3490,143 @@
     <w:semiHidden/>
     <w:unhideWhenUsed/>
   </w:style>
-  <w:style w:type="character" w:customStyle="1" w:styleId="Heading1Char">
-    <w:name w:val="Heading 1 Char"/>
-    <w:basedOn w:val="DefaultParagraphFont"/>
-    <w:link w:val="Heading1"/>
-    <w:uiPriority w:val="9"/>
-    <w:rsid w:val="00405BF6"/>
-    <w:rPr>
-      <w:rFonts w:asciiTheme="majorHAnsi" w:eastAsiaTheme="majorEastAsia" w:hAnsiTheme="majorHAnsi" w:cstheme="majorBidi"/>
-      <w:color w:val="2F5496" w:themeColor="accent1" w:themeShade="BF"/>
-      <w:sz w:val="40"/>
-      <w:szCs w:val="40"/>
-    </w:rPr>
-  </w:style>
-  <w:style w:type="character" w:customStyle="1" w:styleId="Heading2Char">
-    <w:name w:val="Heading 2 Char"/>
-    <w:basedOn w:val="DefaultParagraphFont"/>
-    <w:link w:val="Heading2"/>
-    <w:uiPriority w:val="9"/>
-    <w:semiHidden/>
-    <w:rsid w:val="00405BF6"/>
-    <w:rPr>
-      <w:rFonts w:asciiTheme="majorHAnsi" w:eastAsiaTheme="majorEastAsia" w:hAnsiTheme="majorHAnsi" w:cstheme="majorBidi"/>
-      <w:color w:val="2F5496" w:themeColor="accent1" w:themeShade="BF"/>
-      <w:sz w:val="32"/>
-      <w:szCs w:val="32"/>
-    </w:rPr>
-  </w:style>
-  <w:style w:type="character" w:customStyle="1" w:styleId="Heading3Char">
-    <w:name w:val="Heading 3 Char"/>
-    <w:basedOn w:val="DefaultParagraphFont"/>
-    <w:link w:val="Heading3"/>
-    <w:uiPriority w:val="9"/>
-    <w:semiHidden/>
-    <w:rsid w:val="00405BF6"/>
-    <w:rPr>
-      <w:rFonts w:eastAsiaTheme="majorEastAsia" w:cstheme="majorBidi"/>
-      <w:color w:val="2F5496" w:themeColor="accent1" w:themeShade="BF"/>
-      <w:sz w:val="28"/>
-      <w:szCs w:val="28"/>
-    </w:rPr>
-  </w:style>
-  <w:style w:type="character" w:customStyle="1" w:styleId="Heading4Char">
-    <w:name w:val="Heading 4 Char"/>
-    <w:basedOn w:val="DefaultParagraphFont"/>
-    <w:link w:val="Heading4"/>
-    <w:uiPriority w:val="9"/>
-    <w:semiHidden/>
-    <w:rsid w:val="00405BF6"/>
-    <w:rPr>
-      <w:rFonts w:eastAsiaTheme="majorEastAsia" w:cstheme="majorBidi"/>
-      <w:i/>
-      <w:iCs/>
-      <w:color w:val="2F5496" w:themeColor="accent1" w:themeShade="BF"/>
-    </w:rPr>
-  </w:style>
-  <w:style w:type="character" w:customStyle="1" w:styleId="Heading5Char">
-    <w:name w:val="Heading 5 Char"/>
-    <w:basedOn w:val="DefaultParagraphFont"/>
-    <w:link w:val="Heading5"/>
-    <w:uiPriority w:val="9"/>
-    <w:semiHidden/>
-    <w:rsid w:val="00405BF6"/>
-    <w:rPr>
-      <w:rFonts w:eastAsiaTheme="majorEastAsia" w:cstheme="majorBidi"/>
-      <w:color w:val="2F5496" w:themeColor="accent1" w:themeShade="BF"/>
-    </w:rPr>
-  </w:style>
-  <w:style w:type="character" w:customStyle="1" w:styleId="Heading6Char">
-    <w:name w:val="Heading 6 Char"/>
-    <w:basedOn w:val="DefaultParagraphFont"/>
-    <w:link w:val="Heading6"/>
-    <w:uiPriority w:val="9"/>
-    <w:semiHidden/>
-    <w:rsid w:val="00405BF6"/>
-    <w:rPr>
-      <w:rFonts w:eastAsiaTheme="majorEastAsia" w:cstheme="majorBidi"/>
-      <w:i/>
-      <w:iCs/>
-      <w:color w:val="595959" w:themeColor="text1" w:themeTint="A6"/>
-    </w:rPr>
-  </w:style>
-  <w:style w:type="character" w:customStyle="1" w:styleId="Heading7Char">
-    <w:name w:val="Heading 7 Char"/>
-    <w:basedOn w:val="DefaultParagraphFont"/>
-    <w:link w:val="Heading7"/>
-    <w:uiPriority w:val="9"/>
-    <w:semiHidden/>
-    <w:rsid w:val="00405BF6"/>
-    <w:rPr>
-      <w:rFonts w:eastAsiaTheme="majorEastAsia" w:cstheme="majorBidi"/>
-      <w:color w:val="595959" w:themeColor="text1" w:themeTint="A6"/>
-    </w:rPr>
-  </w:style>
-  <w:style w:type="character" w:customStyle="1" w:styleId="Heading8Char">
-    <w:name w:val="Heading 8 Char"/>
-    <w:basedOn w:val="DefaultParagraphFont"/>
-    <w:link w:val="Heading8"/>
-    <w:uiPriority w:val="9"/>
-    <w:semiHidden/>
-    <w:rsid w:val="00405BF6"/>
-    <w:rPr>
-      <w:rFonts w:eastAsiaTheme="majorEastAsia" w:cstheme="majorBidi"/>
-      <w:i/>
-      <w:iCs/>
-      <w:color w:val="272727" w:themeColor="text1" w:themeTint="D8"/>
-    </w:rPr>
-  </w:style>
-  <w:style w:type="character" w:customStyle="1" w:styleId="Heading9Char">
-    <w:name w:val="Heading 9 Char"/>
-    <w:basedOn w:val="DefaultParagraphFont"/>
-    <w:link w:val="Heading9"/>
-    <w:uiPriority w:val="9"/>
-    <w:semiHidden/>
-    <w:rsid w:val="00405BF6"/>
-    <w:rPr>
-      <w:rFonts w:eastAsiaTheme="majorEastAsia" w:cstheme="majorBidi"/>
-      <w:color w:val="272727" w:themeColor="text1" w:themeTint="D8"/>
-    </w:rPr>
-  </w:style>
   <w:style w:type="paragraph" w:styleId="Title">
     <w:name w:val="Title"/>
-    <w:basedOn w:val="Normal"/>
-    <w:next w:val="Normal"/>
-    <w:link w:val="TitleChar"/>
     <w:uiPriority w:val="10"/>
     <w:qFormat/>
-    <w:rsid w:val="00405BF6"/>
-    <w:pPr>
-      <w:spacing w:after="80" w:line="240" w:lineRule="auto"/>
-      <w:contextualSpacing/>
-    </w:pPr>
     <w:rPr>
-      <w:rFonts w:asciiTheme="majorHAnsi" w:eastAsiaTheme="majorEastAsia" w:hAnsiTheme="majorHAnsi" w:cstheme="majorBidi"/>
-      <w:spacing w:val="-10"/>
-      <w:kern w:val="28"/>
       <w:sz w:val="56"/>
       <w:szCs w:val="56"/>
     </w:rPr>
   </w:style>
-  <w:style w:type="character" w:customStyle="1" w:styleId="TitleChar">
-    <w:name w:val="Title Char"/>
-    <w:basedOn w:val="DefaultParagraphFont"/>
-    <w:link w:val="Title"/>
-    <w:uiPriority w:val="10"/>
-    <w:rsid w:val="00405BF6"/>
+  <w:style w:type="paragraph" w:customStyle="1" w:styleId="Strong1">
+    <w:name w:val="Strong1"/>
+    <w:qFormat/>
     <w:rPr>
-      <w:rFonts w:asciiTheme="majorHAnsi" w:eastAsiaTheme="majorEastAsia" w:hAnsiTheme="majorHAnsi" w:cstheme="majorBidi"/>
-      <w:spacing w:val="-10"/>
-      <w:kern w:val="28"/>
-      <w:sz w:val="56"/>
-      <w:szCs w:val="56"/>
-    </w:rPr>
-  </w:style>
-  <w:style w:type="paragraph" w:styleId="Subtitle">
-    <w:name w:val="Subtitle"/>
-    <w:basedOn w:val="Normal"/>
-    <w:next w:val="Normal"/>
-    <w:link w:val="SubtitleChar"/>
-    <w:uiPriority w:val="11"/>
-    <w:qFormat/>
-    <w:rsid w:val="00405BF6"/>
-    <w:pPr>
-      <w:numPr>
-        <w:ilvl w:val="1"/>
-      </w:numPr>
-    </w:pPr>
-    <w:rPr>
-      <w:rFonts w:eastAsiaTheme="majorEastAsia" w:cstheme="majorBidi"/>
-      <w:color w:val="595959" w:themeColor="text1" w:themeTint="A6"/>
-      <w:spacing w:val="15"/>
-      <w:sz w:val="28"/>
-      <w:szCs w:val="28"/>
-    </w:rPr>
-  </w:style>
-  <w:style w:type="character" w:customStyle="1" w:styleId="SubtitleChar">
-    <w:name w:val="Subtitle Char"/>
-    <w:basedOn w:val="DefaultParagraphFont"/>
-    <w:link w:val="Subtitle"/>
-    <w:uiPriority w:val="11"/>
-    <w:rsid w:val="00405BF6"/>
-    <w:rPr>
-      <w:rFonts w:eastAsiaTheme="majorEastAsia" w:cstheme="majorBidi"/>
-      <w:color w:val="595959" w:themeColor="text1" w:themeTint="A6"/>
-      <w:spacing w:val="15"/>
-      <w:sz w:val="28"/>
-      <w:szCs w:val="28"/>
-    </w:rPr>
-  </w:style>
-  <w:style w:type="paragraph" w:styleId="Quote">
-    <w:name w:val="Quote"/>
-    <w:basedOn w:val="Normal"/>
-    <w:next w:val="Normal"/>
-    <w:link w:val="QuoteChar"/>
-    <w:uiPriority w:val="29"/>
-    <w:qFormat/>
-    <w:rsid w:val="00405BF6"/>
-    <w:pPr>
-      <w:spacing w:before="160"/>
-      <w:jc w:val="center"/>
-    </w:pPr>
-    <w:rPr>
-      <w:i/>
-      <w:iCs/>
-      <w:color w:val="404040" w:themeColor="text1" w:themeTint="BF"/>
-    </w:rPr>
-  </w:style>
-  <w:style w:type="character" w:customStyle="1" w:styleId="QuoteChar">
-    <w:name w:val="Quote Char"/>
-    <w:basedOn w:val="DefaultParagraphFont"/>
-    <w:link w:val="Quote"/>
-    <w:uiPriority w:val="29"/>
-    <w:rsid w:val="00405BF6"/>
-    <w:rPr>
-      <w:i/>
-      <w:iCs/>
-      <w:color w:val="404040" w:themeColor="text1" w:themeTint="BF"/>
+      <w:b/>
+      <w:bCs/>
     </w:rPr>
   </w:style>
   <w:style w:type="paragraph" w:styleId="ListParagraph">
     <w:name w:val="List Paragraph"/>
-    <w:basedOn w:val="Normal"/>
-    <w:uiPriority w:val="34"/>
     <w:qFormat/>
-    <w:rsid w:val="00405BF6"/>
-    <w:pPr>
-      <w:ind w:left="720"/>
-      <w:contextualSpacing/>
-    </w:pPr>
   </w:style>
-  <w:style w:type="character" w:styleId="IntenseEmphasis">
-    <w:name w:val="Intense Emphasis"/>
-    <w:basedOn w:val="DefaultParagraphFont"/>
-    <w:uiPriority w:val="21"/>
-    <w:qFormat/>
-    <w:rsid w:val="00405BF6"/>
+  <w:style w:type="character" w:styleId="Hyperlink">
+    <w:name w:val="Hyperlink"/>
+    <w:uiPriority w:val="99"/>
+    <w:unhideWhenUsed/>
     <w:rPr>
-      <w:i/>
-      <w:iCs/>
-      <w:color w:val="2F5496" w:themeColor="accent1" w:themeShade="BF"/>
+      <w:color w:val="0563C1"/>
+      <w:u w:val="single"/>
     </w:rPr>
   </w:style>
-  <w:style w:type="paragraph" w:styleId="IntenseQuote">
-    <w:name w:val="Intense Quote"/>
+  <w:style w:type="character" w:styleId="FootnoteReference">
+    <w:name w:val="footnote reference"/>
+    <w:uiPriority w:val="99"/>
+    <w:semiHidden/>
+    <w:unhideWhenUsed/>
+    <w:rPr>
+      <w:vertAlign w:val="superscript"/>
+    </w:rPr>
+  </w:style>
+  <w:style w:type="paragraph" w:styleId="FootnoteText">
+    <w:name w:val="footnote text"/>
+    <w:link w:val="FootnoteTextChar"/>
+    <w:uiPriority w:val="99"/>
+    <w:semiHidden/>
+    <w:unhideWhenUsed/>
+  </w:style>
+  <w:style w:type="character" w:customStyle="1" w:styleId="FootnoteTextChar">
+    <w:name w:val="Footnote Text Char"/>
+    <w:link w:val="FootnoteText"/>
+    <w:uiPriority w:val="99"/>
+    <w:semiHidden/>
+    <w:unhideWhenUsed/>
+    <w:rPr>
+      <w:sz w:val="20"/>
+      <w:szCs w:val="20"/>
+    </w:rPr>
+  </w:style>
+  <w:style w:type="character" w:styleId="EndnoteReference">
+    <w:name w:val="endnote reference"/>
+    <w:uiPriority w:val="99"/>
+    <w:semiHidden/>
+    <w:unhideWhenUsed/>
+    <w:rPr>
+      <w:vertAlign w:val="superscript"/>
+    </w:rPr>
+  </w:style>
+  <w:style w:type="paragraph" w:styleId="EndnoteText">
+    <w:name w:val="endnote text"/>
+    <w:link w:val="EndnoteTextChar"/>
+    <w:uiPriority w:val="99"/>
+    <w:semiHidden/>
+    <w:unhideWhenUsed/>
+  </w:style>
+  <w:style w:type="character" w:customStyle="1" w:styleId="EndnoteTextChar">
+    <w:name w:val="Endnote Text Char"/>
+    <w:link w:val="EndnoteText"/>
+    <w:uiPriority w:val="99"/>
+    <w:semiHidden/>
+    <w:unhideWhenUsed/>
+    <w:rPr>
+      <w:sz w:val="20"/>
+      <w:szCs w:val="20"/>
+    </w:rPr>
+  </w:style>
+  <w:style w:type="table" w:styleId="TableGrid">
+    <w:name w:val="Table Grid"/>
+    <w:basedOn w:val="TableNormal"/>
+    <w:uiPriority w:val="39"/>
+    <w:rsid w:val="00AD3EDA"/>
+    <w:rPr>
+      <w:rFonts w:asciiTheme="minorHAnsi" w:eastAsiaTheme="minorHAnsi" w:hAnsiTheme="minorHAnsi" w:cstheme="minorBidi"/>
+      <w:sz w:val="22"/>
+      <w:szCs w:val="22"/>
+      <w:lang w:val="en-US" w:eastAsia="en-US"/>
+    </w:rPr>
+    <w:tblPr>
+      <w:tblBorders>
+        <w:top w:val="single" w:sz="4" w:space="0" w:color="auto"/>
+        <w:left w:val="single" w:sz="4" w:space="0" w:color="auto"/>
+        <w:bottom w:val="single" w:sz="4" w:space="0" w:color="auto"/>
+        <w:right w:val="single" w:sz="4" w:space="0" w:color="auto"/>
+        <w:insideH w:val="single" w:sz="4" w:space="0" w:color="auto"/>
+        <w:insideV w:val="single" w:sz="4" w:space="0" w:color="auto"/>
+      </w:tblBorders>
+    </w:tblPr>
+  </w:style>
+  <w:style w:type="paragraph" w:styleId="TOCHeading">
+    <w:name w:val="TOC Heading"/>
+    <w:basedOn w:val="Heading1"/>
+    <w:next w:val="Normal"/>
+    <w:uiPriority w:val="39"/>
+    <w:unhideWhenUsed/>
+    <w:qFormat/>
+    <w:rsid w:val="0030447B"/>
+    <w:pPr>
+      <w:keepNext/>
+      <w:keepLines/>
+      <w:spacing w:before="240" w:line="259" w:lineRule="auto"/>
+      <w:outlineLvl w:val="9"/>
+    </w:pPr>
+    <w:rPr>
+      <w:rFonts w:asciiTheme="majorHAnsi" w:eastAsiaTheme="majorEastAsia" w:hAnsiTheme="majorHAnsi" w:cstheme="majorBidi"/>
+      <w:color w:val="2F5496" w:themeColor="accent1" w:themeShade="BF"/>
+      <w:lang w:val="en-US" w:eastAsia="en-US"/>
+    </w:rPr>
+  </w:style>
+  <w:style w:type="paragraph" w:styleId="TOC1">
+    <w:name w:val="toc 1"/>
     <w:basedOn w:val="Normal"/>
     <w:next w:val="Normal"/>
-    <w:link w:val="IntenseQuoteChar"/>
-    <w:uiPriority w:val="30"/>
-    <w:qFormat/>
-    <w:rsid w:val="00405BF6"/>
+    <w:autoRedefine/>
+    <w:uiPriority w:val="39"/>
+    <w:unhideWhenUsed/>
+    <w:rsid w:val="0030447B"/>
     <w:pPr>
-      <w:pBdr>
-        <w:top w:val="single" w:sz="4" w:space="10" w:color="2F5496" w:themeColor="accent1" w:themeShade="BF"/>
-        <w:bottom w:val="single" w:sz="4" w:space="10" w:color="2F5496" w:themeColor="accent1" w:themeShade="BF"/>
-      </w:pBdr>
-      <w:spacing w:before="360" w:after="360"/>
-      <w:ind w:left="864" w:right="864"/>
-      <w:jc w:val="center"/>
+      <w:spacing w:after="100"/>
     </w:pPr>
-    <w:rPr>
-      <w:i/>
-      <w:iCs/>
-      <w:color w:val="2F5496" w:themeColor="accent1" w:themeShade="BF"/>
-    </w:rPr>
-  </w:style>
-  <w:style w:type="character" w:customStyle="1" w:styleId="IntenseQuoteChar">
-    <w:name w:val="Intense Quote Char"/>
-    <w:basedOn w:val="DefaultParagraphFont"/>
-    <w:link w:val="IntenseQuote"/>
-    <w:uiPriority w:val="30"/>
-    <w:rsid w:val="00405BF6"/>
-    <w:rPr>
-      <w:i/>
-      <w:iCs/>
-      <w:color w:val="2F5496" w:themeColor="accent1" w:themeShade="BF"/>
-    </w:rPr>
-  </w:style>
-  <w:style w:type="character" w:styleId="IntenseReference">
-    <w:name w:val="Intense Reference"/>
-    <w:basedOn w:val="DefaultParagraphFont"/>
-    <w:uiPriority w:val="32"/>
-    <w:qFormat/>
-    <w:rsid w:val="00405BF6"/>
-    <w:rPr>
-      <w:b/>
-      <w:bCs/>
-      <w:smallCaps/>
-      <w:color w:val="2F5496" w:themeColor="accent1" w:themeShade="BF"/>
-      <w:spacing w:val="5"/>
-    </w:rPr>
   </w:style>
 </w:styles>
 </file>
@@ -1052,7 +3729,7 @@
         <a:latin typeface="Calibri" panose="020F0502020204030204"/>
         <a:ea typeface=""/>
         <a:cs typeface=""/>
-        <a:font script="Jpan" typeface="游ゴシック"/>
+        <a:font script="Jpan" typeface="游明朝"/>
         <a:font script="Hang" typeface="맑은 고딕"/>
         <a:font script="Hans" typeface="等线"/>
         <a:font script="Hant" typeface="新細明體"/>
@@ -1247,4 +3924,52 @@
     </a:ext>
   </a:extLst>
 </a:theme>
+</file>
+
+<file path=customXml/item1.xml><?xml version="1.0" encoding="utf-8"?>
+<b:Sources xmlns:b="http://schemas.openxmlformats.org/officeDocument/2006/bibliography" xmlns="http://schemas.openxmlformats.org/officeDocument/2006/bibliography" SelectedStyle="\APASixthEditionOfficeOnline.xsl" StyleName="APA" Version="6">
+  <b:Source>
+    <b:Tag>Fit23</b:Tag>
+    <b:SourceType>InternetSite</b:SourceType>
+    <b:Guid>{F3ACC0DD-957F-489D-B986-256AAAD4CB39}</b:Guid>
+    <b:Year>2023</b:Year>
+    <b:Author>
+      <b:Author>
+        <b:NameList>
+          <b:Person>
+            <b:Last>Limited</b:Last>
+            <b:First>Fitch</b:First>
+            <b:Middle>Solutions Group</b:Middle>
+          </b:Person>
+        </b:NameList>
+      </b:Author>
+    </b:Author>
+    <b:RefOrder>1</b:RefOrder>
+  </b:Source>
+  <b:Source>
+    <b:Tag>Mlu26</b:Tag>
+    <b:SourceType>InternetSite</b:SourceType>
+    <b:Guid>{22761323-C367-4BEE-9F52-F2F4ADC0AD5A}</b:Guid>
+    <b:Author>
+      <b:Author>
+        <b:NameList>
+          <b:Person>
+            <b:Last>Mlungisi</b:Last>
+            <b:First>N</b:First>
+          </b:Person>
+        </b:NameList>
+      </b:Author>
+    </b:Author>
+    <b:Year>2026</b:Year>
+    <b:RefOrder>2</b:RefOrder>
+  </b:Source>
+</b:Sources>
+</file>
+
+<file path=customXml/itemProps1.xml><?xml version="1.0" encoding="utf-8"?>
+<ds:datastoreItem xmlns:ds="http://schemas.openxmlformats.org/officeDocument/2006/customXml" ds:itemID="{B3444784-4681-4AC1-A81B-9F94D11B725F}">
+  <ds:schemaRefs>
+    <ds:schemaRef ds:uri="http://schemas.openxmlformats.org/officeDocument/2006/bibliography"/>
+  </ds:schemaRefs>
+</ds:datastoreItem>
 </file>
--- a/docs/african-context-report.docx
+++ b/docs/african-context-report.docx
@@ -341,15 +341,7 @@
                 <w:sz w:val="24"/>
                 <w:szCs w:val="24"/>
               </w:rPr>
-              <w:t>S</w:t>
-            </w:r>
-            <w:r>
-              <w:rPr>
-                <w:rFonts w:ascii="Calibri" w:eastAsia="Times New Roman" w:hAnsi="Calibri" w:cs="Calibri"/>
-                <w:sz w:val="24"/>
-                <w:szCs w:val="24"/>
-              </w:rPr>
-              <w:t>f1</w:t>
+              <w:t>Sf1</w:t>
             </w:r>
           </w:p>
         </w:tc>
@@ -780,6 +772,13 @@
     </w:p>
     <w:sdt>
       <w:sdtPr>
+        <w:rPr>
+          <w:rFonts w:ascii="Times New Roman" w:eastAsia="Times New Roman" w:hAnsi="Times New Roman" w:cs="Times New Roman"/>
+          <w:color w:val="auto"/>
+          <w:sz w:val="20"/>
+          <w:szCs w:val="20"/>
+          <w:lang w:val="en-ZA" w:eastAsia="en-ZA"/>
+        </w:rPr>
         <w:id w:val="-1532261426"/>
         <w:docPartObj>
           <w:docPartGallery w:val="Table of Contents"/>
@@ -788,14 +787,9 @@
       </w:sdtPr>
       <w:sdtEndPr>
         <w:rPr>
-          <w:rFonts w:ascii="Times New Roman" w:eastAsia="Times New Roman" w:hAnsi="Times New Roman" w:cs="Times New Roman"/>
           <w:b/>
           <w:bCs/>
           <w:noProof/>
-          <w:color w:val="auto"/>
-          <w:sz w:val="20"/>
-          <w:szCs w:val="20"/>
-          <w:lang w:val="en-ZA" w:eastAsia="en-ZA"/>
         </w:rPr>
       </w:sdtEndPr>
       <w:sdtContent>
@@ -2066,14 +2060,103 @@
         <w:pStyle w:val="Heading1"/>
         <w:rPr>
           <w:rFonts w:eastAsia="Calibri"/>
+          <w:b/>
+          <w:bCs/>
+          <w:color w:val="EE0000"/>
+          <w:u w:val="single"/>
         </w:rPr>
       </w:pPr>
       <w:bookmarkStart w:id="3" w:name="_Toc241508277"/>
       <w:r>
         <w:rPr>
           <w:rFonts w:eastAsia="Calibri"/>
+          <w:b/>
+          <w:bCs/>
+          <w:color w:val="EE0000"/>
+          <w:u w:val="single"/>
         </w:rPr>
         <w:lastRenderedPageBreak/>
+        <w:t>Live Pages Link and GitHub Repo Link</w:t>
+      </w:r>
+    </w:p>
+    <w:p>
+      <w:pPr>
+        <w:pStyle w:val="Heading1"/>
+        <w:rPr>
+          <w:rFonts w:eastAsia="Calibri"/>
+          <w:b/>
+          <w:bCs/>
+          <w:color w:val="EE0000"/>
+          <w:u w:val="single"/>
+        </w:rPr>
+      </w:pPr>
+    </w:p>
+    <w:p>
+      <w:pPr>
+        <w:pStyle w:val="ListParagraph"/>
+        <w:numPr>
+          <w:ilvl w:val="0"/>
+          <w:numId w:val="8"/>
+        </w:numPr>
+        <w:rPr>
+          <w:rFonts w:asciiTheme="minorHAnsi" w:eastAsia="Calibri" w:hAnsiTheme="minorHAnsi" w:cstheme="minorHAnsi"/>
+          <w:sz w:val="22"/>
+          <w:szCs w:val="22"/>
+        </w:rPr>
+      </w:pPr>
+      <w:hyperlink r:id="rId7" w:history="1">
+        <w:r>
+          <w:rPr>
+            <w:rStyle w:val="Hyperlink"/>
+            <w:rFonts w:asciiTheme="minorHAnsi" w:eastAsia="Calibri" w:hAnsiTheme="minorHAnsi" w:cstheme="minorHAnsi"/>
+            <w:sz w:val="22"/>
+            <w:szCs w:val="22"/>
+          </w:rPr>
+          <w:t>https://github.com/Nathan-4918/EcoDash-African-Logistics.git</w:t>
+        </w:r>
+      </w:hyperlink>
+    </w:p>
+    <w:p>
+      <w:pPr>
+        <w:pStyle w:val="ListParagraph"/>
+        <w:numPr>
+          <w:ilvl w:val="0"/>
+          <w:numId w:val="8"/>
+        </w:numPr>
+        <w:rPr>
+          <w:rFonts w:asciiTheme="minorHAnsi" w:eastAsia="Calibri" w:hAnsiTheme="minorHAnsi" w:cstheme="minorHAnsi"/>
+          <w:sz w:val="22"/>
+          <w:szCs w:val="22"/>
+        </w:rPr>
+      </w:pPr>
+      <w:r>
+        <w:rPr>
+          <w:rFonts w:asciiTheme="minorHAnsi" w:eastAsia="Calibri" w:hAnsiTheme="minorHAnsi" w:cstheme="minorHAnsi"/>
+          <w:sz w:val="22"/>
+          <w:szCs w:val="22"/>
+        </w:rPr>
+        <w:t>https://nathan-4918.github.io/EcoDash-African-Logistics/</w:t>
+      </w:r>
+    </w:p>
+    <w:p>
+      <w:pPr>
+        <w:pStyle w:val="Heading1"/>
+        <w:rPr>
+          <w:rFonts w:eastAsia="Calibri"/>
+        </w:rPr>
+      </w:pPr>
+    </w:p>
+    <w:p>
+      <w:pPr>
+        <w:pStyle w:val="Heading1"/>
+        <w:rPr>
+          <w:rFonts w:eastAsia="Calibri"/>
+        </w:rPr>
+      </w:pPr>
+      <w:r>
+        <w:rPr>
+          <w:rFonts w:eastAsia="Calibri"/>
+        </w:rPr>
         <w:t>References</w:t>
       </w:r>
       <w:bookmarkEnd w:id="3"/>
@@ -2116,15 +2199,7 @@
           <w:sz w:val="22"/>
           <w:szCs w:val="22"/>
         </w:rPr>
-        <w:t>: Impact on sectors - 29 MARCH 2023. (2023). (). London: Fitch Solutions Group Limited. Retrieved from ProQuest One Academic Retrieved from https://www.proquest.com/reports/load-shedding-south-africa-impact-on-sectors-29/docview/2792124064/se-2</w:t>
-      </w:r>
-      <w:r>
-        <w:rPr>
-          <w:rFonts w:ascii="Calibri" w:eastAsia="Calibri" w:hAnsi="Calibri" w:cs="Calibri"/>
-          <w:sz w:val="22"/>
-          <w:szCs w:val="22"/>
-        </w:rPr>
-        <w:t xml:space="preserve"> </w:t>
+        <w:t xml:space="preserve">: Impact on sectors - 29 MARCH 2023. (2023). (). London: Fitch Solutions Group Limited. Retrieved from ProQuest One Academic Retrieved from https://www.proquest.com/reports/load-shedding-south-africa-impact-on-sectors-29/docview/2792124064/se-2 </w:t>
       </w:r>
     </w:p>
     <w:p>
@@ -2648,6 +2723,119 @@
     </w:lvl>
   </w:abstractNum>
   <w:abstractNum w:abstractNumId="4" w15:restartNumberingAfterBreak="0">
+    <w:nsid w:val="256B3A42"/>
+    <w:multiLevelType w:val="hybridMultilevel"/>
+    <w:tmpl w:val="82F0BD38"/>
+    <w:lvl w:ilvl="0" w:tplc="1C090001">
+      <w:start w:val="1"/>
+      <w:numFmt w:val="bullet"/>
+      <w:lvlText w:val=""/>
+      <w:lvlJc w:val="left"/>
+      <w:pPr>
+        <w:ind w:left="720" w:hanging="360"/>
+      </w:pPr>
+      <w:rPr>
+        <w:rFonts w:ascii="Symbol" w:hAnsi="Symbol" w:hint="default"/>
+      </w:rPr>
+    </w:lvl>
+    <w:lvl w:ilvl="1" w:tplc="1C090003" w:tentative="1">
+      <w:start w:val="1"/>
+      <w:numFmt w:val="bullet"/>
+      <w:lvlText w:val="o"/>
+      <w:lvlJc w:val="left"/>
+      <w:pPr>
+        <w:ind w:left="1440" w:hanging="360"/>
+      </w:pPr>
+      <w:rPr>
+        <w:rFonts w:ascii="Courier New" w:hAnsi="Courier New" w:cs="Courier New" w:hint="default"/>
+      </w:rPr>
+    </w:lvl>
+    <w:lvl w:ilvl="2" w:tplc="1C090005" w:tentative="1">
+      <w:start w:val="1"/>
+      <w:numFmt w:val="bullet"/>
+      <w:lvlText w:val=""/>
+      <w:lvlJc w:val="left"/>
+      <w:pPr>
+        <w:ind w:left="2160" w:hanging="360"/>
+      </w:pPr>
+      <w:rPr>
+        <w:rFonts w:ascii="Wingdings" w:hAnsi="Wingdings" w:hint="default"/>
+      </w:rPr>
+    </w:lvl>
+    <w:lvl w:ilvl="3" w:tplc="1C090001" w:tentative="1">
+      <w:start w:val="1"/>
+      <w:numFmt w:val="bullet"/>
+      <w:lvlText w:val=""/>
+      <w:lvlJc w:val="left"/>
+      <w:pPr>
+        <w:ind w:left="2880" w:hanging="360"/>
+      </w:pPr>
+      <w:rPr>
+        <w:rFonts w:ascii="Symbol" w:hAnsi="Symbol" w:hint="default"/>
+      </w:rPr>
+    </w:lvl>
+    <w:lvl w:ilvl="4" w:tplc="1C090003" w:tentative="1">
+      <w:start w:val="1"/>
+      <w:numFmt w:val="bullet"/>
+      <w:lvlText w:val="o"/>
+      <w:lvlJc w:val="left"/>
+      <w:pPr>
+        <w:ind w:left="3600" w:hanging="360"/>
+      </w:pPr>
+      <w:rPr>
+        <w:rFonts w:ascii="Courier New" w:hAnsi="Courier New" w:cs="Courier New" w:hint="default"/>
+      </w:rPr>
+    </w:lvl>
+    <w:lvl w:ilvl="5" w:tplc="1C090005" w:tentative="1">
+      <w:start w:val="1"/>
+      <w:numFmt w:val="bullet"/>
+      <w:lvlText w:val=""/>
+      <w:lvlJc w:val="left"/>
+      <w:pPr>
+        <w:ind w:left="4320" w:hanging="360"/>
+      </w:pPr>
+      <w:rPr>
+        <w:rFonts w:ascii="Wingdings" w:hAnsi="Wingdings" w:hint="default"/>
+      </w:rPr>
+    </w:lvl>
+    <w:lvl w:ilvl="6" w:tplc="1C090001" w:tentative="1">
+      <w:start w:val="1"/>
+      <w:numFmt w:val="bullet"/>
+      <w:lvlText w:val=""/>
+      <w:lvlJc w:val="left"/>
+      <w:pPr>
+        <w:ind w:left="5040" w:hanging="360"/>
+      </w:pPr>
+      <w:rPr>
+        <w:rFonts w:ascii="Symbol" w:hAnsi="Symbol" w:hint="default"/>
+      </w:rPr>
+    </w:lvl>
+    <w:lvl w:ilvl="7" w:tplc="1C090003" w:tentative="1">
+      <w:start w:val="1"/>
+      <w:numFmt w:val="bullet"/>
+      <w:lvlText w:val="o"/>
+      <w:lvlJc w:val="left"/>
+      <w:pPr>
+        <w:ind w:left="5760" w:hanging="360"/>
+      </w:pPr>
+      <w:rPr>
+        <w:rFonts w:ascii="Courier New" w:hAnsi="Courier New" w:cs="Courier New" w:hint="default"/>
+      </w:rPr>
+    </w:lvl>
+    <w:lvl w:ilvl="8" w:tplc="1C090005" w:tentative="1">
+      <w:start w:val="1"/>
+      <w:numFmt w:val="bullet"/>
+      <w:lvlText w:val=""/>
+      <w:lvlJc w:val="left"/>
+      <w:pPr>
+        <w:ind w:left="6480" w:hanging="360"/>
+      </w:pPr>
+      <w:rPr>
+        <w:rFonts w:ascii="Wingdings" w:hAnsi="Wingdings" w:hint="default"/>
+      </w:rPr>
+    </w:lvl>
+  </w:abstractNum>
+  <w:abstractNum w:abstractNumId="5" w15:restartNumberingAfterBreak="0">
     <w:nsid w:val="44FE746E"/>
     <w:multiLevelType w:val="hybridMultilevel"/>
     <w:tmpl w:val="E2FED85E"/>
@@ -2760,7 +2948,7 @@
       </w:rPr>
     </w:lvl>
   </w:abstractNum>
-  <w:abstractNum w:abstractNumId="5" w15:restartNumberingAfterBreak="0">
+  <w:abstractNum w:abstractNumId="6" w15:restartNumberingAfterBreak="0">
     <w:nsid w:val="548E0A55"/>
     <w:multiLevelType w:val="hybridMultilevel"/>
     <w:tmpl w:val="B942D27A"/>
@@ -2846,7 +3034,7 @@
       </w:pPr>
     </w:lvl>
   </w:abstractNum>
-  <w:abstractNum w:abstractNumId="6" w15:restartNumberingAfterBreak="0">
+  <w:abstractNum w:abstractNumId="7" w15:restartNumberingAfterBreak="0">
     <w:nsid w:val="605B5F10"/>
     <w:multiLevelType w:val="hybridMultilevel"/>
     <w:tmpl w:val="71B23CC6"/>
@@ -2960,13 +3148,13 @@
     </w:lvl>
   </w:abstractNum>
   <w:num w:numId="1" w16cid:durableId="1203010640">
-    <w:abstractNumId w:val="5"/>
+    <w:abstractNumId w:val="6"/>
     <w:lvlOverride w:ilvl="0">
       <w:startOverride w:val="1"/>
     </w:lvlOverride>
   </w:num>
   <w:num w:numId="2" w16cid:durableId="606471155">
-    <w:abstractNumId w:val="4"/>
+    <w:abstractNumId w:val="5"/>
   </w:num>
   <w:num w:numId="3" w16cid:durableId="356197852">
     <w:abstractNumId w:val="2"/>
@@ -2981,7 +3169,10 @@
     <w:abstractNumId w:val="1"/>
   </w:num>
   <w:num w:numId="7" w16cid:durableId="1872641543">
-    <w:abstractNumId w:val="6"/>
+    <w:abstractNumId w:val="7"/>
+  </w:num>
+  <w:num w:numId="8" w16cid:durableId="507911377">
+    <w:abstractNumId w:val="4"/>
   </w:num>
 </w:numbering>
 </file>
@@ -3628,6 +3819,18 @@
       <w:spacing w:after="100"/>
     </w:pPr>
   </w:style>
+  <w:style w:type="character" w:styleId="UnresolvedMention">
+    <w:name w:val="Unresolved Mention"/>
+    <w:basedOn w:val="DefaultParagraphFont"/>
+    <w:uiPriority w:val="99"/>
+    <w:semiHidden/>
+    <w:unhideWhenUsed/>
+    <w:rsid w:val="00D47345"/>
+    <w:rPr>
+      <w:color w:val="605E5C"/>
+      <w:shd w:val="clear" w:color="auto" w:fill="E1DFDD"/>
+    </w:rPr>
+  </w:style>
 </w:styles>
 </file>
 
